--- a/QA Electiva IV Abril 2026.docx
+++ b/QA Electiva IV Abril 2026.docx
@@ -1,6 +1,6 @@
 
 <file path=word/document.xml><?xml version="1.0" encoding="utf-8"?>
-<w:document xmlns:wpc="http://schemas.microsoft.com/office/word/2010/wordprocessingCanvas" xmlns:cx="http://schemas.microsoft.com/office/drawing/2014/chartex" xmlns:cx1="http://schemas.microsoft.com/office/drawing/2015/9/8/chartex" xmlns:cx2="http://schemas.microsoft.com/office/drawing/2015/10/21/chartex" xmlns:cx3="http://schemas.microsoft.com/office/drawing/2016/5/9/chartex" xmlns:cx4="http://schemas.microsoft.com/office/drawing/2016/5/10/chartex" xmlns:cx5="http://schemas.microsoft.com/office/drawing/2016/5/11/chartex" xmlns:cx6="http://schemas.microsoft.com/office/drawing/2016/5/12/chartex" xmlns:cx7="http://schemas.microsoft.com/office/drawing/2016/5/13/chartex" xmlns:cx8="http://schemas.microsoft.com/office/drawing/2016/5/14/chartex" xmlns:mc="http://schemas.openxmlformats.org/markup-compatibility/2006" xmlns:aink="http://schemas.microsoft.com/office/drawing/2016/ink" xmlns:am3d="http://schemas.microsoft.com/office/drawing/2017/model3d" xmlns:o="urn:schemas-microsoft-com:office:office" xmlns:oel="http://schemas.microsoft.com/office/2019/extlst" xmlns:r="http://schemas.openxmlformats.org/officeDocument/2006/relationships" xmlns:m="http://schemas.openxmlformats.org/officeDocument/2006/math" xmlns:v="urn:schemas-microsoft-com:vml" xmlns:wp14="http://schemas.microsoft.com/office/word/2010/wordprocessingDrawing" xmlns:wp="http://schemas.openxmlformats.org/drawingml/2006/wordprocessingDrawing" xmlns:w10="urn:schemas-microsoft-com:office:word" xmlns:w="http://schemas.openxmlformats.org/wordprocessingml/2006/main" xmlns:w14="http://schemas.microsoft.com/office/word/2010/wordml" xmlns:w15="http://schemas.microsoft.com/office/word/2012/wordml" xmlns:w16cex="http://schemas.microsoft.com/office/word/2018/wordml/cex" xmlns:w16cid="http://schemas.microsoft.com/office/word/2016/wordml/cid" xmlns:w16="http://schemas.microsoft.com/office/word/2018/wordml" xmlns:w16sdtdh="http://schemas.microsoft.com/office/word/2020/wordml/sdtdatahash" xmlns:w16se="http://schemas.microsoft.com/office/word/2015/wordml/symex" xmlns:wpg="http://schemas.microsoft.com/office/word/2010/wordprocessingGroup" xmlns:wpi="http://schemas.microsoft.com/office/word/2010/wordprocessingInk" xmlns:wne="http://schemas.microsoft.com/office/word/2006/wordml" xmlns:wps="http://schemas.microsoft.com/office/word/2010/wordprocessingShape" mc:Ignorable="w14 w15 w16se w16cid w16 w16cex w16sdtdh wp14">
+<w:document xmlns:wpc="http://schemas.microsoft.com/office/word/2010/wordprocessingCanvas" xmlns:cx="http://schemas.microsoft.com/office/drawing/2014/chartex" xmlns:cx1="http://schemas.microsoft.com/office/drawing/2015/9/8/chartex" xmlns:cx2="http://schemas.microsoft.com/office/drawing/2015/10/21/chartex" xmlns:cx3="http://schemas.microsoft.com/office/drawing/2016/5/9/chartex" xmlns:cx4="http://schemas.microsoft.com/office/drawing/2016/5/10/chartex" xmlns:cx5="http://schemas.microsoft.com/office/drawing/2016/5/11/chartex" xmlns:cx6="http://schemas.microsoft.com/office/drawing/2016/5/12/chartex" xmlns:cx7="http://schemas.microsoft.com/office/drawing/2016/5/13/chartex" xmlns:cx8="http://schemas.microsoft.com/office/drawing/2016/5/14/chartex" xmlns:mc="http://schemas.openxmlformats.org/markup-compatibility/2006" xmlns:aink="http://schemas.microsoft.com/office/drawing/2016/ink" xmlns:am3d="http://schemas.microsoft.com/office/drawing/2017/model3d" xmlns:o="urn:schemas-microsoft-com:office:office" xmlns:oel="http://schemas.microsoft.com/office/2019/extlst" xmlns:r="http://schemas.openxmlformats.org/officeDocument/2006/relationships" xmlns:m="http://schemas.openxmlformats.org/officeDocument/2006/math" xmlns:v="urn:schemas-microsoft-com:vml" xmlns:wp14="http://schemas.microsoft.com/office/word/2010/wordprocessingDrawing" xmlns:wp="http://schemas.openxmlformats.org/drawingml/2006/wordprocessingDrawing" xmlns:w10="urn:schemas-microsoft-com:office:word" xmlns:w="http://schemas.openxmlformats.org/wordprocessingml/2006/main" xmlns:w14="http://schemas.microsoft.com/office/word/2010/wordml" xmlns:w15="http://schemas.microsoft.com/office/word/2012/wordml" xmlns:w16cex="http://schemas.microsoft.com/office/word/2018/wordml/cex" xmlns:w16cid="http://schemas.microsoft.com/office/word/2016/wordml/cid" xmlns:w16="http://schemas.microsoft.com/office/word/2018/wordml" xmlns:w16du="http://schemas.microsoft.com/office/word/2023/wordml/word16du" xmlns:w16sdtdh="http://schemas.microsoft.com/office/word/2020/wordml/sdtdatahash" xmlns:w16sdtfl="http://schemas.microsoft.com/office/word/2024/wordml/sdtformatlock" xmlns:w16se="http://schemas.microsoft.com/office/word/2015/wordml/symex" xmlns:wpg="http://schemas.microsoft.com/office/word/2010/wordprocessingGroup" xmlns:wpi="http://schemas.microsoft.com/office/word/2010/wordprocessingInk" xmlns:wne="http://schemas.microsoft.com/office/word/2006/wordml" xmlns:wps="http://schemas.microsoft.com/office/word/2010/wordprocessingShape" mc:Ignorable="w14 w15 w16se w16cid w16 w16cex w16sdtdh w16sdtfl w16du wp14">
   <w:body>
     <w:p>
       <w:pPr>
@@ -715,25 +715,14 @@
           <w:szCs w:val="24"/>
         </w:rPr>
       </w:pPr>
-      <w:proofErr w:type="spellStart"/>
-      <w:r>
-        <w:rPr>
-          <w:rFonts w:ascii="Arial" w:hAnsi="Arial" w:cs="Arial"/>
-          <w:b/>
-          <w:sz w:val="24"/>
-          <w:szCs w:val="24"/>
-        </w:rPr>
-        <w:t>Testter</w:t>
-      </w:r>
-      <w:proofErr w:type="spellEnd"/>
-      <w:r>
-        <w:rPr>
-          <w:rFonts w:ascii="Arial" w:hAnsi="Arial" w:cs="Arial"/>
-          <w:b/>
-          <w:sz w:val="24"/>
-          <w:szCs w:val="24"/>
-        </w:rPr>
-        <w:t>:</w:t>
+      <w:r>
+        <w:rPr>
+          <w:rFonts w:ascii="Arial" w:hAnsi="Arial" w:cs="Arial"/>
+          <w:b/>
+          <w:sz w:val="24"/>
+          <w:szCs w:val="24"/>
+        </w:rPr>
+        <w:t>Testter:</w:t>
       </w:r>
       <w:r>
         <w:rPr>
@@ -778,25 +767,14 @@
         </w:rPr>
         <w:t xml:space="preserve"> </w:t>
       </w:r>
-      <w:proofErr w:type="spellStart"/>
-      <w:r>
-        <w:rPr>
-          <w:rFonts w:ascii="Arial" w:hAnsi="Arial" w:cs="Arial"/>
-          <w:b/>
-          <w:sz w:val="24"/>
-          <w:szCs w:val="24"/>
-        </w:rPr>
-        <w:t>Frontend</w:t>
-      </w:r>
-      <w:proofErr w:type="spellEnd"/>
-      <w:r>
-        <w:rPr>
-          <w:rFonts w:ascii="Arial" w:hAnsi="Arial" w:cs="Arial"/>
-          <w:b/>
-          <w:sz w:val="24"/>
-          <w:szCs w:val="24"/>
-        </w:rPr>
-        <w:t>:</w:t>
+      <w:r>
+        <w:rPr>
+          <w:rFonts w:ascii="Arial" w:hAnsi="Arial" w:cs="Arial"/>
+          <w:b/>
+          <w:sz w:val="24"/>
+          <w:szCs w:val="24"/>
+        </w:rPr>
+        <w:t>Frontend:</w:t>
       </w:r>
       <w:r>
         <w:rPr>
@@ -841,25 +819,14 @@
         </w:rPr>
         <w:t xml:space="preserve"> </w:t>
       </w:r>
-      <w:proofErr w:type="spellStart"/>
-      <w:r>
-        <w:rPr>
-          <w:rFonts w:ascii="Arial" w:hAnsi="Arial" w:cs="Arial"/>
-          <w:b/>
-          <w:sz w:val="24"/>
-          <w:szCs w:val="24"/>
-        </w:rPr>
-        <w:t>Backend</w:t>
-      </w:r>
-      <w:proofErr w:type="spellEnd"/>
-      <w:r>
-        <w:rPr>
-          <w:rFonts w:ascii="Arial" w:hAnsi="Arial" w:cs="Arial"/>
-          <w:b/>
-          <w:sz w:val="24"/>
-          <w:szCs w:val="24"/>
-        </w:rPr>
-        <w:t>:</w:t>
+      <w:r>
+        <w:rPr>
+          <w:rFonts w:ascii="Arial" w:hAnsi="Arial" w:cs="Arial"/>
+          <w:b/>
+          <w:sz w:val="24"/>
+          <w:szCs w:val="24"/>
+        </w:rPr>
+        <w:t>Backend:</w:t>
       </w:r>
       <w:r>
         <w:rPr>
@@ -1889,25 +1856,14 @@
           <w:szCs w:val="24"/>
         </w:rPr>
       </w:pPr>
-      <w:proofErr w:type="spellStart"/>
-      <w:r>
-        <w:rPr>
-          <w:rFonts w:ascii="Arial" w:hAnsi="Arial" w:cs="Arial"/>
-          <w:b/>
-          <w:sz w:val="24"/>
-          <w:szCs w:val="24"/>
-        </w:rPr>
-        <w:t>Testter</w:t>
-      </w:r>
-      <w:proofErr w:type="spellEnd"/>
-      <w:r>
-        <w:rPr>
-          <w:rFonts w:ascii="Arial" w:hAnsi="Arial" w:cs="Arial"/>
-          <w:b/>
-          <w:sz w:val="24"/>
-          <w:szCs w:val="24"/>
-        </w:rPr>
-        <w:t>:</w:t>
+      <w:r>
+        <w:rPr>
+          <w:rFonts w:ascii="Arial" w:hAnsi="Arial" w:cs="Arial"/>
+          <w:b/>
+          <w:sz w:val="24"/>
+          <w:szCs w:val="24"/>
+        </w:rPr>
+        <w:t>Testter:</w:t>
       </w:r>
       <w:r>
         <w:rPr>
@@ -1967,25 +1923,14 @@
         </w:rPr>
         <w:t xml:space="preserve"> </w:t>
       </w:r>
-      <w:proofErr w:type="spellStart"/>
-      <w:r>
-        <w:rPr>
-          <w:rFonts w:ascii="Arial" w:hAnsi="Arial" w:cs="Arial"/>
-          <w:b/>
-          <w:sz w:val="24"/>
-          <w:szCs w:val="24"/>
-        </w:rPr>
-        <w:t>Frontend</w:t>
-      </w:r>
-      <w:proofErr w:type="spellEnd"/>
-      <w:r>
-        <w:rPr>
-          <w:rFonts w:ascii="Arial" w:hAnsi="Arial" w:cs="Arial"/>
-          <w:b/>
-          <w:sz w:val="24"/>
-          <w:szCs w:val="24"/>
-        </w:rPr>
-        <w:t>:</w:t>
+      <w:r>
+        <w:rPr>
+          <w:rFonts w:ascii="Arial" w:hAnsi="Arial" w:cs="Arial"/>
+          <w:b/>
+          <w:sz w:val="24"/>
+          <w:szCs w:val="24"/>
+        </w:rPr>
+        <w:t>Frontend:</w:t>
       </w:r>
       <w:r>
         <w:rPr>
@@ -2045,25 +1990,14 @@
         </w:rPr>
         <w:t xml:space="preserve"> </w:t>
       </w:r>
-      <w:proofErr w:type="spellStart"/>
-      <w:r>
-        <w:rPr>
-          <w:rFonts w:ascii="Arial" w:hAnsi="Arial" w:cs="Arial"/>
-          <w:b/>
-          <w:sz w:val="24"/>
-          <w:szCs w:val="24"/>
-        </w:rPr>
-        <w:t>Backend</w:t>
-      </w:r>
-      <w:proofErr w:type="spellEnd"/>
-      <w:r>
-        <w:rPr>
-          <w:rFonts w:ascii="Arial" w:hAnsi="Arial" w:cs="Arial"/>
-          <w:b/>
-          <w:sz w:val="24"/>
-          <w:szCs w:val="24"/>
-        </w:rPr>
-        <w:t>:</w:t>
+      <w:r>
+        <w:rPr>
+          <w:rFonts w:ascii="Arial" w:hAnsi="Arial" w:cs="Arial"/>
+          <w:b/>
+          <w:sz w:val="24"/>
+          <w:szCs w:val="24"/>
+        </w:rPr>
+        <w:t>Backend:</w:t>
       </w:r>
       <w:r>
         <w:rPr>
@@ -2378,63 +2312,7 @@
         <w:rPr>
           <w:rFonts w:ascii="Arial" w:hAnsi="Arial" w:cs="Arial"/>
         </w:rPr>
-        <w:t>Este documento técnico detalla el ciclo de aseguramiento de calidad (QA) ejecutado sobre la aplicación web orientada a la gestión integral de tareas. El producto evaluado es un sistema transaccional basado en operaciones de persistencia de datos, comúnmente conocidas como CRUD (</w:t>
-      </w:r>
-      <w:proofErr w:type="spellStart"/>
-      <w:r>
-        <w:rPr>
-          <w:rFonts w:ascii="Arial" w:hAnsi="Arial" w:cs="Arial"/>
-        </w:rPr>
-        <w:t>Create</w:t>
-      </w:r>
-      <w:proofErr w:type="spellEnd"/>
-      <w:r>
-        <w:rPr>
-          <w:rFonts w:ascii="Arial" w:hAnsi="Arial" w:cs="Arial"/>
-        </w:rPr>
-        <w:t xml:space="preserve">, </w:t>
-      </w:r>
-      <w:proofErr w:type="spellStart"/>
-      <w:r>
-        <w:rPr>
-          <w:rFonts w:ascii="Arial" w:hAnsi="Arial" w:cs="Arial"/>
-        </w:rPr>
-        <w:t>Read</w:t>
-      </w:r>
-      <w:proofErr w:type="spellEnd"/>
-      <w:r>
-        <w:rPr>
-          <w:rFonts w:ascii="Arial" w:hAnsi="Arial" w:cs="Arial"/>
-        </w:rPr>
-        <w:t xml:space="preserve">, </w:t>
-      </w:r>
-      <w:proofErr w:type="spellStart"/>
-      <w:r>
-        <w:rPr>
-          <w:rFonts w:ascii="Arial" w:hAnsi="Arial" w:cs="Arial"/>
-        </w:rPr>
-        <w:t>Update</w:t>
-      </w:r>
-      <w:proofErr w:type="spellEnd"/>
-      <w:r>
-        <w:rPr>
-          <w:rFonts w:ascii="Arial" w:hAnsi="Arial" w:cs="Arial"/>
-        </w:rPr>
-        <w:t xml:space="preserve">, </w:t>
-      </w:r>
-      <w:proofErr w:type="spellStart"/>
-      <w:r>
-        <w:rPr>
-          <w:rFonts w:ascii="Arial" w:hAnsi="Arial" w:cs="Arial"/>
-        </w:rPr>
-        <w:t>Delete</w:t>
-      </w:r>
-      <w:proofErr w:type="spellEnd"/>
-      <w:r>
-        <w:rPr>
-          <w:rFonts w:ascii="Arial" w:hAnsi="Arial" w:cs="Arial"/>
-        </w:rPr>
-        <w:t>).</w:t>
+        <w:t>Este documento técnico detalla el ciclo de aseguramiento de calidad (QA) ejecutado sobre la aplicación web orientada a la gestión integral de tareas. El producto evaluado es un sistema transaccional basado en operaciones de persistencia de datos, comúnmente conocidas como CRUD (Create, Read, Update, Delete).</w:t>
       </w:r>
     </w:p>
     <w:p>
@@ -2474,25 +2352,7 @@
           <w:b/>
           <w:bCs/>
         </w:rPr>
-        <w:t>Arquitectura del Sistema y Experiencia de Usuario (</w:t>
-      </w:r>
-      <w:proofErr w:type="spellStart"/>
-      <w:r>
-        <w:rPr>
-          <w:rFonts w:ascii="Arial" w:hAnsi="Arial" w:cs="Arial"/>
-          <w:b/>
-          <w:bCs/>
-        </w:rPr>
-        <w:t>Frontend</w:t>
-      </w:r>
-      <w:proofErr w:type="spellEnd"/>
-      <w:r>
-        <w:rPr>
-          <w:rFonts w:ascii="Arial" w:hAnsi="Arial" w:cs="Arial"/>
-          <w:b/>
-          <w:bCs/>
-        </w:rPr>
-        <w:t>)</w:t>
+        <w:t>Arquitectura del Sistema y Experiencia de Usuario (Frontend)</w:t>
       </w:r>
       <w:r>
         <w:rPr>
@@ -2536,6 +2396,7 @@
         <w:jc w:val="both"/>
         <w:rPr>
           <w:rFonts w:ascii="Arial" w:hAnsi="Arial" w:cs="Arial"/>
+          <w:lang w:val="es-ES"/>
         </w:rPr>
       </w:pPr>
       <w:r>
@@ -2553,27 +2414,85 @@
           <w:rFonts w:ascii="Arial" w:hAnsi="Arial" w:cs="Arial"/>
           <w:lang w:val="es-ES"/>
         </w:rPr>
-        <w:t xml:space="preserve"> A nivel de interfaz, se ha priorizado una experiencia de usuario que informe sin saturar. El calendario y el reloj operan de manera fluida dentro del flujo de trabajo de </w:t>
-      </w:r>
-      <w:proofErr w:type="spellStart"/>
-      <w:r>
-        <w:rPr>
-          <w:rFonts w:ascii="Arial" w:hAnsi="Arial" w:cs="Arial"/>
-          <w:lang w:val="es-ES"/>
-        </w:rPr>
-        <w:t>React</w:t>
-      </w:r>
-      <w:proofErr w:type="spellEnd"/>
-      <w:r>
-        <w:rPr>
-          <w:rFonts w:ascii="Arial" w:hAnsi="Arial" w:cs="Arial"/>
-          <w:lang w:val="es-ES"/>
-        </w:rPr>
-        <w:t>. Las alarmas de tareas pospuestas o ignoradas desencadenan cambios de estado visuales inmediatos en la interfaz (como variaciones de color en las tarjetas de tareas o iconos de advertencia), asegurando que el usuario identifique rápidamente los compromisos fuera de tiempo. Esta retroalimentación instantánea refuerza el control del usuario sobre su planificación sin interrumpir su navegación.</w:t>
+        <w:t xml:space="preserve"> A nivel de interfaz, se ha priorizado una experiencia de usuario que informe sin saturar. El calendario y el reloj operan de manera fluida dentro del flujo de trabajo de React. Las alarmas de tareas pospuestas o ignoradas desencadenan cambios de estado visuales inmediatos en la interfaz (como variaciones de color en las tarjetas de tareas o iconos de advertencia), asegurando que el usuario identifique rápidamente los compromisos fuera de tiempo. Esta retroalimentación instantánea refuerza el control del usuario sobre su planificación sin interrumpir su navegación.</w:t>
       </w:r>
     </w:p>
     <w:p>
       <w:pPr>
+        <w:widowControl/>
+        <w:autoSpaceDE/>
+        <w:autoSpaceDN/>
+        <w:spacing w:before="100" w:beforeAutospacing="1" w:after="100" w:afterAutospacing="1"/>
+        <w:jc w:val="both"/>
+        <w:rPr>
+          <w:rFonts w:ascii="Arial" w:hAnsi="Arial" w:cs="Arial"/>
+          <w:sz w:val="24"/>
+          <w:szCs w:val="24"/>
+          <w:lang w:val="es-US" w:eastAsia="es-MX"/>
+        </w:rPr>
+      </w:pPr>
+      <w:r>
+        <w:rPr>
+          <w:rFonts w:ascii="Arial" w:hAnsi="Arial" w:cs="Arial"/>
+          <w:b/>
+          <w:bCs/>
+          <w:sz w:val="24"/>
+          <w:szCs w:val="24"/>
+          <w:lang w:val="es-US" w:eastAsia="es-MX"/>
+        </w:rPr>
+        <w:t>Calendario de Tareas con Validación de Compatibilidad:</w:t>
+      </w:r>
+      <w:r>
+        <w:rPr>
+          <w:rFonts w:ascii="Arial" w:hAnsi="Arial" w:cs="Arial"/>
+          <w:sz w:val="24"/>
+          <w:szCs w:val="24"/>
+          <w:lang w:val="es-US" w:eastAsia="es-MX"/>
+        </w:rPr>
+        <w:t xml:space="preserve"> Se implementó una vista de calendario interactiva para la gestión de cronogramas.</w:t>
+      </w:r>
+    </w:p>
+    <w:p>
+      <w:pPr>
+        <w:widowControl/>
+        <w:numPr>
+          <w:ilvl w:val="0"/>
+          <w:numId w:val="11"/>
+        </w:numPr>
+        <w:autoSpaceDE/>
+        <w:autoSpaceDN/>
+        <w:spacing w:before="100" w:beforeAutospacing="1" w:after="100" w:afterAutospacing="1"/>
+        <w:jc w:val="both"/>
+        <w:rPr>
+          <w:rFonts w:ascii="Arial" w:hAnsi="Arial" w:cs="Arial"/>
+          <w:sz w:val="24"/>
+          <w:szCs w:val="24"/>
+          <w:lang w:val="es-US" w:eastAsia="es-MX"/>
+        </w:rPr>
+      </w:pPr>
+      <w:r>
+        <w:rPr>
+          <w:rFonts w:ascii="Arial" w:hAnsi="Arial" w:cs="Arial"/>
+          <w:b/>
+          <w:bCs/>
+          <w:sz w:val="24"/>
+          <w:szCs w:val="24"/>
+          <w:lang w:val="es-US" w:eastAsia="es-MX"/>
+        </w:rPr>
+        <w:t>Control de Cumplimiento:</w:t>
+      </w:r>
+      <w:r>
+        <w:rPr>
+          <w:rFonts w:ascii="Arial" w:hAnsi="Arial" w:cs="Arial"/>
+          <w:sz w:val="24"/>
+          <w:szCs w:val="24"/>
+          <w:lang w:val="es-US" w:eastAsia="es-MX"/>
+        </w:rPr>
+        <w:t xml:space="preserve"> El sistema ahora valida automáticamente si la fecha de una tarea es "compatible" con el tiempo real, indicando visualmente si la tarea ha sido realizada con éxito o si se logró cumplir en el plazo previsto</w:t>
+      </w:r>
+    </w:p>
+    <w:p>
+      <w:pPr>
         <w:pStyle w:val="NormalWeb"/>
         <w:jc w:val="both"/>
         <w:rPr>
@@ -2586,45 +2505,91 @@
           <w:b/>
           <w:bCs/>
         </w:rPr>
-        <w:t>Núcleo de Procesamiento y Persistencia (</w:t>
-      </w:r>
-      <w:proofErr w:type="spellStart"/>
+        <w:t>Módulo de Generación de Reportes (Exportación):</w:t>
+      </w:r>
+      <w:r>
+        <w:rPr>
+          <w:rFonts w:ascii="Arial" w:hAnsi="Arial" w:cs="Arial"/>
+        </w:rPr>
+        <w:t xml:space="preserve"> * Se añadió un botón funcional de </w:t>
+      </w:r>
       <w:r>
         <w:rPr>
           <w:rFonts w:ascii="Arial" w:hAnsi="Arial" w:cs="Arial"/>
           <w:b/>
           <w:bCs/>
         </w:rPr>
-        <w:t>Backend</w:t>
-      </w:r>
-      <w:proofErr w:type="spellEnd"/>
+        <w:t>"Generar Reporte"</w:t>
+      </w:r>
+      <w:r>
+        <w:rPr>
+          <w:rFonts w:ascii="Arial" w:hAnsi="Arial" w:cs="Arial"/>
+        </w:rPr>
+        <w:t>.</w:t>
+      </w:r>
+    </w:p>
+    <w:p>
+      <w:pPr>
+        <w:pStyle w:val="NormalWeb"/>
+        <w:numPr>
+          <w:ilvl w:val="0"/>
+          <w:numId w:val="12"/>
+        </w:numPr>
+        <w:jc w:val="both"/>
+        <w:rPr>
+          <w:rFonts w:ascii="Arial" w:hAnsi="Arial" w:cs="Arial"/>
+        </w:rPr>
+      </w:pPr>
       <w:r>
         <w:rPr>
           <w:rFonts w:ascii="Arial" w:hAnsi="Arial" w:cs="Arial"/>
           <w:b/>
           <w:bCs/>
         </w:rPr>
-        <w:t xml:space="preserve"> en Node.js)</w:t>
-      </w:r>
-      <w:r>
-        <w:rPr>
-          <w:rFonts w:ascii="Arial" w:hAnsi="Arial" w:cs="Arial"/>
-        </w:rPr>
-        <w:t xml:space="preserve"> El soporte lógico de la aplicación recae sobre un </w:t>
-      </w:r>
-      <w:proofErr w:type="spellStart"/>
-      <w:r>
-        <w:rPr>
-          <w:rFonts w:ascii="Arial" w:hAnsi="Arial" w:cs="Arial"/>
-        </w:rPr>
-        <w:t>backend</w:t>
-      </w:r>
-      <w:proofErr w:type="spellEnd"/>
-      <w:r>
-        <w:rPr>
-          <w:rFonts w:ascii="Arial" w:hAnsi="Arial" w:cs="Arial"/>
-        </w:rPr>
-        <w:t xml:space="preserve"> robusto construido en </w:t>
+        <w:t>Salida de Datos:</w:t>
+      </w:r>
+      <w:r>
+        <w:rPr>
+          <w:rFonts w:ascii="Arial" w:hAnsi="Arial" w:cs="Arial"/>
+        </w:rPr>
+        <w:t xml:space="preserve"> Esta función genera un archivo en formato </w:t>
+      </w:r>
+      <w:r>
+        <w:rPr>
+          <w:rFonts w:ascii="Arial" w:hAnsi="Arial" w:cs="Arial"/>
+          <w:b/>
+          <w:bCs/>
+        </w:rPr>
+        <w:t>Excel</w:t>
+      </w:r>
+      <w:r>
+        <w:rPr>
+          <w:rFonts w:ascii="Arial" w:hAnsi="Arial" w:cs="Arial"/>
+        </w:rPr>
+        <w:t xml:space="preserve"> que consolida la información crítica: nombre de la tarea, nivel de prioridad, fecha programada y estado de completitud.</w:t>
+      </w:r>
+    </w:p>
+    <w:p>
+      <w:pPr>
+        <w:pStyle w:val="NormalWeb"/>
+        <w:jc w:val="both"/>
+        <w:rPr>
+          <w:rFonts w:ascii="Arial" w:hAnsi="Arial" w:cs="Arial"/>
+        </w:rPr>
+      </w:pPr>
+      <w:r>
+        <w:rPr>
+          <w:rFonts w:ascii="Arial" w:hAnsi="Arial" w:cs="Arial"/>
+          <w:b/>
+          <w:bCs/>
+        </w:rPr>
+        <w:t>Núcleo de Procesamiento y Persistencia (Backend en Node.js)</w:t>
+      </w:r>
+      <w:r>
+        <w:rPr>
+          <w:rFonts w:ascii="Arial" w:hAnsi="Arial" w:cs="Arial"/>
+        </w:rPr>
+        <w:t xml:space="preserve"> El soporte lógico de la aplicación recae sobre un backend robusto construido en </w:t>
       </w:r>
       <w:r>
         <w:rPr>
@@ -2665,21 +2630,7 @@
         <w:rPr>
           <w:rFonts w:ascii="Arial" w:hAnsi="Arial" w:cs="Arial"/>
         </w:rPr>
-        <w:t xml:space="preserve"> Recibe, enruta y procesa de manera asíncrona las solicitudes enviadas desde la interfaz de </w:t>
-      </w:r>
-      <w:proofErr w:type="spellStart"/>
-      <w:r>
-        <w:rPr>
-          <w:rFonts w:ascii="Arial" w:hAnsi="Arial" w:cs="Arial"/>
-        </w:rPr>
-        <w:t>React</w:t>
-      </w:r>
-      <w:proofErr w:type="spellEnd"/>
-      <w:r>
-        <w:rPr>
-          <w:rFonts w:ascii="Arial" w:hAnsi="Arial" w:cs="Arial"/>
-        </w:rPr>
-        <w:t xml:space="preserve"> (peticiones GET, POST, PUT, DELETE).</w:t>
+        <w:t xml:space="preserve"> Recibe, enruta y procesa de manera asíncrona las solicitudes enviadas desde la interfaz de React (peticiones GET, POST, PUT, DELETE).</w:t>
       </w:r>
     </w:p>
     <w:p>
@@ -2733,21 +2684,7 @@
         <w:rPr>
           <w:rFonts w:ascii="Arial" w:hAnsi="Arial" w:cs="Arial"/>
         </w:rPr>
-        <w:t xml:space="preserve"> Antes de cualquier interacción con la base de datos, Node.js procesa, sanea y valida los datos capturados en los modales del </w:t>
-      </w:r>
-      <w:proofErr w:type="spellStart"/>
-      <w:r>
-        <w:rPr>
-          <w:rFonts w:ascii="Arial" w:hAnsi="Arial" w:cs="Arial"/>
-        </w:rPr>
-        <w:t>frontend</w:t>
-      </w:r>
-      <w:proofErr w:type="spellEnd"/>
-      <w:r>
-        <w:rPr>
-          <w:rFonts w:ascii="Arial" w:hAnsi="Arial" w:cs="Arial"/>
-        </w:rPr>
-        <w:t>, asegurando que cumplan con las reglas de negocio establecidas.</w:t>
+        <w:t xml:space="preserve"> Antes de cualquier interacción con la base de datos, Node.js procesa, sanea y valida los datos capturados en los modales del frontend, asegurando que cumplan con las reglas de negocio establecidas.</w:t>
       </w:r>
     </w:p>
     <w:p>
@@ -2774,35 +2711,7 @@
         <w:rPr>
           <w:rFonts w:ascii="Arial" w:hAnsi="Arial" w:cs="Arial"/>
         </w:rPr>
-        <w:t xml:space="preserve"> Gracias a su arquitectura orientada a eventos y de un solo hilo (</w:t>
-      </w:r>
-      <w:proofErr w:type="spellStart"/>
-      <w:r>
-        <w:rPr>
-          <w:rFonts w:ascii="Arial" w:hAnsi="Arial" w:cs="Arial"/>
-        </w:rPr>
-        <w:t>Event</w:t>
-      </w:r>
-      <w:proofErr w:type="spellEnd"/>
-      <w:r>
-        <w:rPr>
-          <w:rFonts w:ascii="Arial" w:hAnsi="Arial" w:cs="Arial"/>
-        </w:rPr>
-        <w:t xml:space="preserve"> </w:t>
-      </w:r>
-      <w:proofErr w:type="spellStart"/>
-      <w:r>
-        <w:rPr>
-          <w:rFonts w:ascii="Arial" w:hAnsi="Arial" w:cs="Arial"/>
-        </w:rPr>
-        <w:t>Loop</w:t>
-      </w:r>
-      <w:proofErr w:type="spellEnd"/>
-      <w:r>
-        <w:rPr>
-          <w:rFonts w:ascii="Arial" w:hAnsi="Arial" w:cs="Arial"/>
-        </w:rPr>
-        <w:t>), gestiona múltiples conexiones simultáneas sin bloquear el servidor, garantizando alta disponibilidad y tiempos de respuesta mínimos.</w:t>
+        <w:t xml:space="preserve"> Gracias a su arquitectura orientada a eventos y de un solo hilo (Event Loop), gestiona múltiples conexiones simultáneas sin bloquear el servidor, garantizando alta disponibilidad y tiempos de respuesta mínimos.</w:t>
       </w:r>
     </w:p>
     <w:p>
@@ -2833,7 +2742,6 @@
         </w:rPr>
         <w:t xml:space="preserve"> Mediante la implementación de procesos en segundo plano o validaciones de marcas de tiempo (</w:t>
       </w:r>
-      <w:proofErr w:type="spellStart"/>
       <w:r>
         <w:rPr>
           <w:rFonts w:ascii="Arial" w:hAnsi="Arial" w:cs="Arial"/>
@@ -2843,45 +2751,20 @@
         </w:rPr>
         <w:t>timestamps</w:t>
       </w:r>
-      <w:proofErr w:type="spellEnd"/>
       <w:r>
         <w:rPr>
           <w:rFonts w:ascii="Arial" w:hAnsi="Arial" w:cs="Arial"/>
           <w:lang w:val="es-ES"/>
         </w:rPr>
-        <w:t xml:space="preserve">), el servidor evalúa constantemente la fecha y hora de vencimiento de los registros frente al reloj del sistema. Cuando una tarea supera su umbral de tiempo sin ser completada, el </w:t>
-      </w:r>
-      <w:proofErr w:type="spellStart"/>
+        <w:t xml:space="preserve">), el servidor evalúa constantemente la fecha y hora de vencimiento de los registros frente al reloj del sistema. Cuando una tarea </w:t>
+      </w:r>
       <w:r>
         <w:rPr>
           <w:rFonts w:ascii="Arial" w:hAnsi="Arial" w:cs="Arial"/>
           <w:lang w:val="es-ES"/>
         </w:rPr>
-        <w:t>backend</w:t>
-      </w:r>
-      <w:proofErr w:type="spellEnd"/>
-      <w:r>
-        <w:rPr>
-          <w:rFonts w:ascii="Arial" w:hAnsi="Arial" w:cs="Arial"/>
-          <w:lang w:val="es-ES"/>
-        </w:rPr>
-        <w:t xml:space="preserve"> actualiza automáticamente su estado a "Ignorada" o "Pospuesta" y emite la señal correspondiente para que el </w:t>
-      </w:r>
-      <w:proofErr w:type="spellStart"/>
-      <w:r>
-        <w:rPr>
-          <w:rFonts w:ascii="Arial" w:hAnsi="Arial" w:cs="Arial"/>
-          <w:lang w:val="es-ES"/>
-        </w:rPr>
-        <w:t>frontend</w:t>
-      </w:r>
-      <w:proofErr w:type="spellEnd"/>
-      <w:r>
-        <w:rPr>
-          <w:rFonts w:ascii="Arial" w:hAnsi="Arial" w:cs="Arial"/>
-          <w:lang w:val="es-ES"/>
-        </w:rPr>
-        <w:t xml:space="preserve"> dispare la alarma.</w:t>
+        <w:lastRenderedPageBreak/>
+        <w:t>supera su umbral de tiempo sin ser completada, el backend actualiza automáticamente su estado a "Ignorada" o "Pospuesta" y emite la señal correspondiente para que el frontend dispare la alarma.</w:t>
       </w:r>
     </w:p>
     <w:p>
@@ -2927,26 +2810,9 @@
     </w:p>
     <w:p>
       <w:pPr>
-        <w:pStyle w:val="Prrafodelista"/>
         <w:tabs>
           <w:tab w:val="left" w:pos="1220"/>
         </w:tabs>
-        <w:ind w:left="1220" w:firstLine="0"/>
-        <w:rPr>
-          <w:rFonts w:ascii="Arial" w:hAnsi="Arial" w:cs="Arial"/>
-          <w:b/>
-          <w:sz w:val="24"/>
-          <w:szCs w:val="24"/>
-        </w:rPr>
-      </w:pPr>
-    </w:p>
-    <w:p>
-      <w:pPr>
-        <w:pStyle w:val="Prrafodelista"/>
-        <w:tabs>
-          <w:tab w:val="left" w:pos="1220"/>
-        </w:tabs>
-        <w:ind w:left="1220" w:firstLine="0"/>
         <w:rPr>
           <w:rFonts w:ascii="Arial" w:hAnsi="Arial" w:cs="Arial"/>
           <w:b/>
@@ -2979,7 +2845,6 @@
           <w:szCs w:val="24"/>
           <w:lang w:val="es-VE"/>
         </w:rPr>
-        <w:lastRenderedPageBreak/>
         <w:t>Alcance y Estrategia de Pruebas</w:t>
       </w:r>
     </w:p>
@@ -3032,60 +2897,16 @@
           <w:szCs w:val="24"/>
           <w:lang w:val="es-VE"/>
         </w:rPr>
-        <w:t xml:space="preserve">1.1. Estrategia de Validación del </w:t>
-      </w:r>
-      <w:proofErr w:type="spellStart"/>
-      <w:r>
-        <w:rPr>
-          <w:rFonts w:ascii="Arial" w:hAnsi="Arial" w:cs="Arial"/>
-          <w:b/>
-          <w:bCs/>
+        <w:t>1.1. Estrategia de Validación del Frontend (React.js)</w:t>
+      </w:r>
+      <w:r>
+        <w:rPr>
+          <w:rFonts w:ascii="Arial" w:hAnsi="Arial" w:cs="Arial"/>
           <w:sz w:val="24"/>
           <w:szCs w:val="24"/>
           <w:lang w:val="es-VE"/>
         </w:rPr>
-        <w:t>Frontend</w:t>
-      </w:r>
-      <w:proofErr w:type="spellEnd"/>
-      <w:r>
-        <w:rPr>
-          <w:rFonts w:ascii="Arial" w:hAnsi="Arial" w:cs="Arial"/>
-          <w:b/>
-          <w:bCs/>
-          <w:sz w:val="24"/>
-          <w:szCs w:val="24"/>
-          <w:lang w:val="es-VE"/>
-        </w:rPr>
-        <w:t xml:space="preserve"> (React.js)</w:t>
-      </w:r>
-      <w:r>
-        <w:rPr>
-          <w:rFonts w:ascii="Arial" w:hAnsi="Arial" w:cs="Arial"/>
-          <w:sz w:val="24"/>
-          <w:szCs w:val="24"/>
-          <w:lang w:val="es-VE"/>
-        </w:rPr>
-        <w:t xml:space="preserve"> El enfoque principal de esta fase fue la auditoría de la manipulación del estado de la aplicación y el manejo de eventos asíncronos. Se evaluó la integración de peticiones a la API REST (mediante la API </w:t>
-      </w:r>
-      <w:proofErr w:type="spellStart"/>
-      <w:r>
-        <w:rPr>
-          <w:rFonts w:ascii="Arial" w:hAnsi="Arial" w:cs="Arial"/>
-          <w:sz w:val="24"/>
-          <w:szCs w:val="24"/>
-          <w:lang w:val="es-VE"/>
-        </w:rPr>
-        <w:t>Fetch</w:t>
-      </w:r>
-      <w:proofErr w:type="spellEnd"/>
-      <w:r>
-        <w:rPr>
-          <w:rFonts w:ascii="Arial" w:hAnsi="Arial" w:cs="Arial"/>
-          <w:sz w:val="24"/>
-          <w:szCs w:val="24"/>
-          <w:lang w:val="es-VE"/>
-        </w:rPr>
-        <w:t xml:space="preserve">) que actúan como puente de comunicación con el servidor. Asimismo, se validaron los componentes y </w:t>
+        <w:t xml:space="preserve"> El enfoque principal de esta fase fue la auditoría de la manipulación del estado de la aplicación y el manejo de eventos asíncronos. Se evaluó la integración de peticiones a la API REST (mediante la API Fetch) que actúan como puente de comunicación con el servidor. Asimismo, se validaron los componentes y </w:t>
       </w:r>
       <w:r>
         <w:rPr>
@@ -3133,9 +2954,17 @@
           <w:szCs w:val="24"/>
           <w:lang w:val="es-VE"/>
         </w:rPr>
-        <w:t xml:space="preserve">1.2. Estrategia de Validación del </w:t>
-      </w:r>
-      <w:proofErr w:type="spellStart"/>
+        <w:t>1.2. Estrategia de Validación del Backend (Node.js)</w:t>
+      </w:r>
+      <w:r>
+        <w:rPr>
+          <w:rFonts w:ascii="Arial" w:hAnsi="Arial" w:cs="Arial"/>
+          <w:sz w:val="24"/>
+          <w:szCs w:val="24"/>
+          <w:lang w:val="es-VE"/>
+        </w:rPr>
+        <w:t xml:space="preserve"> En esta fase se auditó exhaustivamente la lógica de negocio y el procesamiento de datos gestionado por el entorno de </w:t>
+      </w:r>
       <w:r>
         <w:rPr>
           <w:rFonts w:ascii="Arial" w:hAnsi="Arial" w:cs="Arial"/>
@@ -3145,50 +2974,17 @@
           <w:szCs w:val="24"/>
           <w:lang w:val="es-VE"/>
         </w:rPr>
-        <w:t>Backend</w:t>
-      </w:r>
-      <w:proofErr w:type="spellEnd"/>
-      <w:r>
-        <w:rPr>
-          <w:rFonts w:ascii="Arial" w:hAnsi="Arial" w:cs="Arial"/>
-          <w:b/>
-          <w:bCs/>
+        <w:t>Node.js</w:t>
+      </w:r>
+      <w:r>
+        <w:rPr>
+          <w:rFonts w:ascii="Arial" w:hAnsi="Arial" w:cs="Arial"/>
           <w:sz w:val="24"/>
           <w:szCs w:val="24"/>
           <w:lang w:val="es-VE"/>
         </w:rPr>
-        <w:t xml:space="preserve"> (Node.js)</w:t>
-      </w:r>
-      <w:r>
-        <w:rPr>
-          <w:rFonts w:ascii="Arial" w:hAnsi="Arial" w:cs="Arial"/>
-          <w:sz w:val="24"/>
-          <w:szCs w:val="24"/>
-          <w:lang w:val="es-VE"/>
-        </w:rPr>
-        <w:t xml:space="preserve"> En esta fase se auditó exhaustivamente la lógica de negocio y el procesamiento de datos gestionado por el entorno de </w:t>
-      </w:r>
-      <w:r>
-        <w:rPr>
-          <w:rFonts w:ascii="Arial" w:hAnsi="Arial" w:cs="Arial"/>
-          <w:b/>
-          <w:bCs/>
-          <w:sz w:val="24"/>
-          <w:szCs w:val="24"/>
-          <w:lang w:val="es-VE"/>
-        </w:rPr>
-        <w:t>Node.js</w:t>
-      </w:r>
-      <w:r>
-        <w:rPr>
-          <w:rFonts w:ascii="Arial" w:hAnsi="Arial" w:cs="Arial"/>
-          <w:sz w:val="24"/>
-          <w:szCs w:val="24"/>
-          <w:lang w:val="es-VE"/>
-        </w:rPr>
         <w:t xml:space="preserve">. La evaluación se centró en la correcta transición de estados de las tareas y la emisión precisa de códigos de estado HTTP. Como parte de las funciones críticas de validación y seguridad del servidor, se ejecutaron pruebas de estrés sobre los </w:t>
       </w:r>
-      <w:proofErr w:type="spellStart"/>
       <w:r>
         <w:rPr>
           <w:rFonts w:ascii="Arial" w:hAnsi="Arial" w:cs="Arial"/>
@@ -3200,7 +2996,6 @@
         </w:rPr>
         <w:t>endpoints</w:t>
       </w:r>
-      <w:proofErr w:type="spellEnd"/>
       <w:r>
         <w:rPr>
           <w:rFonts w:ascii="Arial" w:hAnsi="Arial" w:cs="Arial"/>
@@ -3247,7 +3042,6 @@
         </w:rPr>
         <w:t xml:space="preserve"> Se analizó la fidelidad visual, la ergonomía y el comportamiento de los componentes dinámicos de la aplicación. Esta auditoría incluyó pruebas de estrés visual sobre elementos de retroalimentación, como las notificaciones emergentes (</w:t>
       </w:r>
-      <w:proofErr w:type="spellStart"/>
       <w:r>
         <w:rPr>
           <w:rFonts w:ascii="Arial" w:hAnsi="Arial" w:cs="Arial"/>
@@ -3259,7 +3053,6 @@
         </w:rPr>
         <w:t>Toasts</w:t>
       </w:r>
-      <w:proofErr w:type="spellEnd"/>
       <w:r>
         <w:rPr>
           <w:rFonts w:ascii="Arial" w:hAnsi="Arial" w:cs="Arial"/>
@@ -3269,7 +3062,6 @@
         </w:rPr>
         <w:t>) y la correcta instanciación de etiquetas informativas (</w:t>
       </w:r>
-      <w:proofErr w:type="spellStart"/>
       <w:r>
         <w:rPr>
           <w:rFonts w:ascii="Arial" w:hAnsi="Arial" w:cs="Arial"/>
@@ -3281,7 +3073,6 @@
         </w:rPr>
         <w:t>Tooltips</w:t>
       </w:r>
-      <w:proofErr w:type="spellEnd"/>
       <w:r>
         <w:rPr>
           <w:rFonts w:ascii="Arial" w:hAnsi="Arial" w:cs="Arial"/>
@@ -3289,7 +3080,17 @@
           <w:szCs w:val="24"/>
           <w:lang w:val="es-VE"/>
         </w:rPr>
-        <w:t>). Además, se evaluó la adaptabilidad de los contenedores de la interfaz gráfica frente a volúmenes de texto variables, garantizando que el diseño mantenga su cohesión y no se degrade funcional o visualmente bajo condiciones de uso intensivo.</w:t>
+        <w:t xml:space="preserve">). Además, se evaluó la adaptabilidad de los contenedores de la interfaz gráfica frente a volúmenes de texto variables, garantizando que el diseño mantenga su cohesión y no se </w:t>
+      </w:r>
+      <w:r>
+        <w:rPr>
+          <w:rFonts w:ascii="Arial" w:hAnsi="Arial" w:cs="Arial"/>
+          <w:sz w:val="24"/>
+          <w:szCs w:val="24"/>
+          <w:lang w:val="es-VE"/>
+        </w:rPr>
+        <w:lastRenderedPageBreak/>
+        <w:t>degrade funcional o visualmente bajo condiciones de uso intensivo.</w:t>
       </w:r>
       <w:r>
         <w:rPr>
@@ -3393,7 +3194,6 @@
                 <w:sz w:val="24"/>
                 <w:szCs w:val="24"/>
               </w:rPr>
-              <w:lastRenderedPageBreak/>
               <w:t>ID</w:t>
             </w:r>
           </w:p>
@@ -3744,25 +3544,7 @@
                 <w:sz w:val="24"/>
                 <w:szCs w:val="24"/>
               </w:rPr>
-              <w:t xml:space="preserve">con </w:t>
-            </w:r>
-            <w:proofErr w:type="spellStart"/>
-            <w:r>
-              <w:rPr>
-                <w:rFonts w:ascii="Arial" w:hAnsi="Arial" w:cs="Arial"/>
-                <w:sz w:val="24"/>
-                <w:szCs w:val="24"/>
-              </w:rPr>
-              <w:t>strings</w:t>
-            </w:r>
-            <w:proofErr w:type="spellEnd"/>
-            <w:r>
-              <w:rPr>
-                <w:rFonts w:ascii="Arial" w:hAnsi="Arial" w:cs="Arial"/>
-                <w:sz w:val="24"/>
-                <w:szCs w:val="24"/>
-              </w:rPr>
-              <w:t xml:space="preserve"> alfanuméricos </w:t>
+              <w:t xml:space="preserve">con strings alfanuméricos </w:t>
             </w:r>
             <w:r>
               <w:rPr>
@@ -3873,7 +3655,6 @@
               </w:rPr>
               <w:t xml:space="preserve"> </w:t>
             </w:r>
-            <w:proofErr w:type="spellStart"/>
             <w:r>
               <w:rPr>
                 <w:rFonts w:ascii="Arial" w:hAnsi="Arial" w:cs="Arial"/>
@@ -3881,17 +3662,7 @@
                 <w:sz w:val="24"/>
                 <w:szCs w:val="24"/>
               </w:rPr>
-              <w:t>Tab</w:t>
-            </w:r>
-            <w:proofErr w:type="spellEnd"/>
-            <w:r>
-              <w:rPr>
-                <w:rFonts w:ascii="Arial" w:hAnsi="Arial" w:cs="Arial"/>
-                <w:spacing w:val="-4"/>
-                <w:sz w:val="24"/>
-                <w:szCs w:val="24"/>
-              </w:rPr>
-              <w:t>)</w:t>
+              <w:t>Tab)</w:t>
             </w:r>
           </w:p>
         </w:tc>
@@ -4675,25 +4446,7 @@
                 <w:sz w:val="24"/>
                 <w:szCs w:val="24"/>
               </w:rPr>
-              <w:t xml:space="preserve">vía UI </w:t>
-            </w:r>
-            <w:proofErr w:type="spellStart"/>
-            <w:r>
-              <w:rPr>
-                <w:rFonts w:ascii="Arial" w:hAnsi="Arial" w:cs="Arial"/>
-                <w:sz w:val="24"/>
-                <w:szCs w:val="24"/>
-              </w:rPr>
-              <w:t>State</w:t>
-            </w:r>
-            <w:proofErr w:type="spellEnd"/>
-            <w:r>
-              <w:rPr>
-                <w:rFonts w:ascii="Arial" w:hAnsi="Arial" w:cs="Arial"/>
-                <w:sz w:val="24"/>
-                <w:szCs w:val="24"/>
-              </w:rPr>
-              <w:t>)</w:t>
+              <w:t>vía UI State)</w:t>
             </w:r>
           </w:p>
         </w:tc>
@@ -4995,25 +4748,7 @@
                 <w:sz w:val="24"/>
                 <w:szCs w:val="24"/>
               </w:rPr>
-              <w:t xml:space="preserve">vía </w:t>
-            </w:r>
-            <w:proofErr w:type="spellStart"/>
-            <w:r>
-              <w:rPr>
-                <w:rFonts w:ascii="Arial" w:hAnsi="Arial" w:cs="Arial"/>
-                <w:sz w:val="24"/>
-                <w:szCs w:val="24"/>
-              </w:rPr>
-              <w:t>Fetch</w:t>
-            </w:r>
-            <w:proofErr w:type="spellEnd"/>
-            <w:r>
-              <w:rPr>
-                <w:rFonts w:ascii="Arial" w:hAnsi="Arial" w:cs="Arial"/>
-                <w:sz w:val="24"/>
-                <w:szCs w:val="24"/>
-              </w:rPr>
-              <w:t xml:space="preserve"> PUT)</w:t>
+              <w:t>vía Fetch PUT)</w:t>
             </w:r>
           </w:p>
         </w:tc>
@@ -6318,25 +6053,7 @@
                 <w:sz w:val="24"/>
                 <w:szCs w:val="24"/>
               </w:rPr>
-              <w:t xml:space="preserve">vía UI </w:t>
-            </w:r>
-            <w:proofErr w:type="spellStart"/>
-            <w:r>
-              <w:rPr>
-                <w:rFonts w:ascii="Arial" w:hAnsi="Arial" w:cs="Arial"/>
-                <w:sz w:val="24"/>
-                <w:szCs w:val="24"/>
-              </w:rPr>
-              <w:t>Logic</w:t>
-            </w:r>
-            <w:proofErr w:type="spellEnd"/>
-            <w:r>
-              <w:rPr>
-                <w:rFonts w:ascii="Arial" w:hAnsi="Arial" w:cs="Arial"/>
-                <w:sz w:val="24"/>
-                <w:szCs w:val="24"/>
-              </w:rPr>
-              <w:t xml:space="preserve"> </w:t>
+              <w:t xml:space="preserve">vía UI Logic </w:t>
             </w:r>
             <w:r>
               <w:rPr>
@@ -6533,23 +6250,13 @@
               </w:rPr>
               <w:t xml:space="preserve"> </w:t>
             </w:r>
-            <w:proofErr w:type="spellStart"/>
-            <w:r>
-              <w:rPr>
-                <w:rFonts w:ascii="Arial" w:hAnsi="Arial" w:cs="Arial"/>
-                <w:sz w:val="24"/>
-                <w:szCs w:val="24"/>
-              </w:rPr>
-              <w:t>click</w:t>
-            </w:r>
-            <w:proofErr w:type="spellEnd"/>
-            <w:r>
-              <w:rPr>
-                <w:rFonts w:ascii="Arial" w:hAnsi="Arial" w:cs="Arial"/>
-                <w:sz w:val="24"/>
-                <w:szCs w:val="24"/>
-              </w:rPr>
-              <w:t xml:space="preserve"> en botón de creación</w:t>
+            <w:r>
+              <w:rPr>
+                <w:rFonts w:ascii="Arial" w:hAnsi="Arial" w:cs="Arial"/>
+                <w:sz w:val="24"/>
+                <w:szCs w:val="24"/>
+              </w:rPr>
+              <w:t>click en botón de creación</w:t>
             </w:r>
           </w:p>
         </w:tc>
@@ -7776,23 +7483,13 @@
               </w:rPr>
               <w:t xml:space="preserve"> </w:t>
             </w:r>
-            <w:proofErr w:type="spellStart"/>
-            <w:r>
-              <w:rPr>
-                <w:rFonts w:ascii="Arial" w:hAnsi="Arial" w:cs="Arial"/>
-                <w:sz w:val="24"/>
-                <w:szCs w:val="24"/>
-              </w:rPr>
-              <w:t>endpoint</w:t>
-            </w:r>
-            <w:proofErr w:type="spellEnd"/>
-            <w:r>
-              <w:rPr>
-                <w:rFonts w:ascii="Arial" w:hAnsi="Arial" w:cs="Arial"/>
-                <w:sz w:val="24"/>
-                <w:szCs w:val="24"/>
-              </w:rPr>
-              <w:t xml:space="preserve"> </w:t>
+            <w:r>
+              <w:rPr>
+                <w:rFonts w:ascii="Arial" w:hAnsi="Arial" w:cs="Arial"/>
+                <w:sz w:val="24"/>
+                <w:szCs w:val="24"/>
+              </w:rPr>
+              <w:t xml:space="preserve">endpoint </w:t>
             </w:r>
             <w:r>
               <w:rPr>
@@ -7877,25 +7574,7 @@
                 <w:sz w:val="24"/>
                 <w:szCs w:val="24"/>
               </w:rPr>
-              <w:t xml:space="preserve">de </w:t>
-            </w:r>
-            <w:proofErr w:type="spellStart"/>
-            <w:r>
-              <w:rPr>
-                <w:rFonts w:ascii="Arial" w:hAnsi="Arial" w:cs="Arial"/>
-                <w:sz w:val="24"/>
-                <w:szCs w:val="24"/>
-              </w:rPr>
-              <w:t>Flask</w:t>
-            </w:r>
-            <w:proofErr w:type="spellEnd"/>
-            <w:r>
-              <w:rPr>
-                <w:rFonts w:ascii="Arial" w:hAnsi="Arial" w:cs="Arial"/>
-                <w:sz w:val="24"/>
-                <w:szCs w:val="24"/>
-              </w:rPr>
-              <w:t xml:space="preserve"> con error </w:t>
+              <w:t xml:space="preserve">de Flask con error </w:t>
             </w:r>
             <w:r>
               <w:rPr>
@@ -8055,7 +7734,6 @@
                 <w:szCs w:val="24"/>
               </w:rPr>
             </w:pPr>
-            <w:proofErr w:type="spellStart"/>
             <w:r>
               <w:rPr>
                 <w:rFonts w:ascii="Arial" w:hAnsi="Arial" w:cs="Arial"/>
@@ -8065,7 +7743,6 @@
               </w:rPr>
               <w:t>Tooltips</w:t>
             </w:r>
-            <w:proofErr w:type="spellEnd"/>
           </w:p>
         </w:tc>
         <w:tc>
@@ -8082,7 +7759,6 @@
                 <w:szCs w:val="24"/>
               </w:rPr>
             </w:pPr>
-            <w:proofErr w:type="spellStart"/>
             <w:r>
               <w:rPr>
                 <w:rFonts w:ascii="Arial" w:hAnsi="Arial" w:cs="Arial"/>
@@ -8091,7 +7767,6 @@
               </w:rPr>
               <w:t>Hover</w:t>
             </w:r>
-            <w:proofErr w:type="spellEnd"/>
             <w:r>
               <w:rPr>
                 <w:rFonts w:ascii="Arial" w:hAnsi="Arial" w:cs="Arial"/>
@@ -8149,18 +7824,8 @@
                 <w:sz w:val="24"/>
                 <w:szCs w:val="24"/>
               </w:rPr>
-              <w:t xml:space="preserve">Visualización de </w:t>
-            </w:r>
-            <w:proofErr w:type="spellStart"/>
-            <w:r>
-              <w:rPr>
-                <w:rFonts w:ascii="Arial" w:hAnsi="Arial" w:cs="Arial"/>
-                <w:sz w:val="24"/>
-                <w:szCs w:val="24"/>
-              </w:rPr>
-              <w:t>Tooltip</w:t>
-            </w:r>
-            <w:proofErr w:type="spellEnd"/>
+              <w:t>Visualización de Tooltip</w:t>
+            </w:r>
             <w:r>
               <w:rPr>
                 <w:rFonts w:ascii="Arial" w:hAnsi="Arial" w:cs="Arial"/>
@@ -8227,25 +7892,7 @@
                 <w:sz w:val="24"/>
                 <w:szCs w:val="24"/>
               </w:rPr>
-              <w:t xml:space="preserve">vía CSS </w:t>
-            </w:r>
-            <w:proofErr w:type="spellStart"/>
-            <w:r>
-              <w:rPr>
-                <w:rFonts w:ascii="Arial" w:hAnsi="Arial" w:cs="Arial"/>
-                <w:sz w:val="24"/>
-                <w:szCs w:val="24"/>
-              </w:rPr>
-              <w:t>Hover</w:t>
-            </w:r>
-            <w:proofErr w:type="spellEnd"/>
-            <w:r>
-              <w:rPr>
-                <w:rFonts w:ascii="Arial" w:hAnsi="Arial" w:cs="Arial"/>
-                <w:sz w:val="24"/>
-                <w:szCs w:val="24"/>
-              </w:rPr>
-              <w:t>)</w:t>
+              <w:t>vía CSS Hover)</w:t>
             </w:r>
           </w:p>
         </w:tc>
@@ -8612,23 +8259,13 @@
                 <w:szCs w:val="24"/>
               </w:rPr>
             </w:pPr>
-            <w:proofErr w:type="spellStart"/>
-            <w:r>
-              <w:rPr>
-                <w:rFonts w:ascii="Arial" w:hAnsi="Arial" w:cs="Arial"/>
-                <w:sz w:val="24"/>
-                <w:szCs w:val="24"/>
-              </w:rPr>
-              <w:t>Valid</w:t>
-            </w:r>
-            <w:proofErr w:type="spellEnd"/>
-            <w:r>
-              <w:rPr>
-                <w:rFonts w:ascii="Arial" w:hAnsi="Arial" w:cs="Arial"/>
-                <w:sz w:val="24"/>
-                <w:szCs w:val="24"/>
-              </w:rPr>
-              <w:t>.</w:t>
+            <w:r>
+              <w:rPr>
+                <w:rFonts w:ascii="Arial" w:hAnsi="Arial" w:cs="Arial"/>
+                <w:sz w:val="24"/>
+                <w:szCs w:val="24"/>
+              </w:rPr>
+              <w:t>Valid.</w:t>
             </w:r>
             <w:r>
               <w:rPr>
@@ -8721,25 +8358,7 @@
                 <w:sz w:val="24"/>
                 <w:szCs w:val="24"/>
               </w:rPr>
-              <w:t xml:space="preserve">con </w:t>
-            </w:r>
-            <w:proofErr w:type="spellStart"/>
-            <w:r>
-              <w:rPr>
-                <w:rFonts w:ascii="Arial" w:hAnsi="Arial" w:cs="Arial"/>
-                <w:sz w:val="24"/>
-                <w:szCs w:val="24"/>
-              </w:rPr>
-              <w:t>string</w:t>
-            </w:r>
-            <w:proofErr w:type="spellEnd"/>
-            <w:r>
-              <w:rPr>
-                <w:rFonts w:ascii="Arial" w:hAnsi="Arial" w:cs="Arial"/>
-                <w:sz w:val="24"/>
-                <w:szCs w:val="24"/>
-              </w:rPr>
-              <w:t xml:space="preserve"> 'A' (1 carácter)</w:t>
+              <w:t>con string 'A' (1 carácter)</w:t>
             </w:r>
           </w:p>
         </w:tc>
@@ -9022,7 +8641,6 @@
               </w:rPr>
               <w:t>Client-</w:t>
             </w:r>
-            <w:proofErr w:type="spellStart"/>
             <w:r>
               <w:rPr>
                 <w:rFonts w:ascii="Arial" w:hAnsi="Arial" w:cs="Arial"/>
@@ -9030,17 +8648,7 @@
                 <w:sz w:val="24"/>
                 <w:szCs w:val="24"/>
               </w:rPr>
-              <w:t>side</w:t>
-            </w:r>
-            <w:proofErr w:type="spellEnd"/>
-            <w:r>
-              <w:rPr>
-                <w:rFonts w:ascii="Arial" w:hAnsi="Arial" w:cs="Arial"/>
-                <w:spacing w:val="-4"/>
-                <w:sz w:val="24"/>
-                <w:szCs w:val="24"/>
-              </w:rPr>
-              <w:t>)</w:t>
+              <w:t>side)</w:t>
             </w:r>
           </w:p>
         </w:tc>
@@ -9301,7 +8909,6 @@
               </w:rPr>
               <w:t xml:space="preserve">contiene mediante </w:t>
             </w:r>
-            <w:proofErr w:type="spellStart"/>
             <w:r>
               <w:rPr>
                 <w:rFonts w:ascii="Arial" w:hAnsi="Arial" w:cs="Arial"/>
@@ -9319,31 +8926,8 @@
                 <w:sz w:val="24"/>
                 <w:szCs w:val="24"/>
               </w:rPr>
-              <w:t>wrap</w:t>
-            </w:r>
-            <w:proofErr w:type="spellEnd"/>
-            <w:r>
-              <w:rPr>
-                <w:rFonts w:ascii="Arial" w:hAnsi="Arial" w:cs="Arial"/>
-                <w:i/>
-                <w:spacing w:val="-2"/>
-                <w:sz w:val="24"/>
-                <w:szCs w:val="24"/>
-              </w:rPr>
-              <w:t>/</w:t>
-            </w:r>
-            <w:proofErr w:type="spellStart"/>
-            <w:r>
-              <w:rPr>
-                <w:rFonts w:ascii="Arial" w:hAnsi="Arial" w:cs="Arial"/>
-                <w:i/>
-                <w:spacing w:val="-2"/>
-                <w:sz w:val="24"/>
-                <w:szCs w:val="24"/>
-              </w:rPr>
-              <w:t>ellipsis</w:t>
-            </w:r>
-            <w:proofErr w:type="spellEnd"/>
+              <w:t>wrap/ellipsis</w:t>
+            </w:r>
           </w:p>
         </w:tc>
         <w:tc>
@@ -9612,6 +9196,7 @@
                 <w:sz w:val="24"/>
                 <w:szCs w:val="24"/>
               </w:rPr>
+              <w:lastRenderedPageBreak/>
               <w:t>19</w:t>
             </w:r>
           </w:p>
@@ -9714,27 +9299,7 @@
                 <w:sz w:val="24"/>
                 <w:szCs w:val="24"/>
               </w:rPr>
-              <w:t xml:space="preserve">Correcto (Validado vía UI </w:t>
-            </w:r>
-            <w:proofErr w:type="spellStart"/>
-            <w:r>
-              <w:rPr>
-                <w:rFonts w:ascii="Arial" w:hAnsi="Arial" w:cs="Arial"/>
-                <w:spacing w:val="-2"/>
-                <w:sz w:val="24"/>
-                <w:szCs w:val="24"/>
-              </w:rPr>
-              <w:t>State</w:t>
-            </w:r>
-            <w:proofErr w:type="spellEnd"/>
-            <w:r>
-              <w:rPr>
-                <w:rFonts w:ascii="Arial" w:hAnsi="Arial" w:cs="Arial"/>
-                <w:spacing w:val="-2"/>
-                <w:sz w:val="24"/>
-                <w:szCs w:val="24"/>
-              </w:rPr>
-              <w:t>)</w:t>
+              <w:t>Correcto (Validado vía UI State)</w:t>
             </w:r>
           </w:p>
         </w:tc>
@@ -9897,47 +9462,7 @@
                 <w:sz w:val="24"/>
                 <w:szCs w:val="24"/>
               </w:rPr>
-              <w:t xml:space="preserve">Correcto (Validado vía </w:t>
-            </w:r>
-            <w:proofErr w:type="spellStart"/>
-            <w:r>
-              <w:rPr>
-                <w:rFonts w:ascii="Arial" w:hAnsi="Arial" w:cs="Arial"/>
-                <w:spacing w:val="-2"/>
-                <w:sz w:val="24"/>
-                <w:szCs w:val="24"/>
-              </w:rPr>
-              <w:t>Backend</w:t>
-            </w:r>
-            <w:proofErr w:type="spellEnd"/>
-            <w:r>
-              <w:rPr>
-                <w:rFonts w:ascii="Arial" w:hAnsi="Arial" w:cs="Arial"/>
-                <w:spacing w:val="-2"/>
-                <w:sz w:val="24"/>
-                <w:szCs w:val="24"/>
-              </w:rPr>
-              <w:t>/</w:t>
-            </w:r>
-            <w:proofErr w:type="spellStart"/>
-            <w:r>
-              <w:rPr>
-                <w:rFonts w:ascii="Arial" w:hAnsi="Arial" w:cs="Arial"/>
-                <w:spacing w:val="-2"/>
-                <w:sz w:val="24"/>
-                <w:szCs w:val="24"/>
-              </w:rPr>
-              <w:t>Frontend</w:t>
-            </w:r>
-            <w:proofErr w:type="spellEnd"/>
-            <w:r>
-              <w:rPr>
-                <w:rFonts w:ascii="Arial" w:hAnsi="Arial" w:cs="Arial"/>
-                <w:spacing w:val="-2"/>
-                <w:sz w:val="24"/>
-                <w:szCs w:val="24"/>
-              </w:rPr>
-              <w:t>)</w:t>
+              <w:t>Correcto (Validado vía Backend/Frontend)</w:t>
             </w:r>
           </w:p>
         </w:tc>
@@ -9998,7 +9523,6 @@
                 <w:sz w:val="24"/>
                 <w:szCs w:val="24"/>
               </w:rPr>
-              <w:lastRenderedPageBreak/>
               <w:t>21</w:t>
             </w:r>
           </w:p>
@@ -10075,25 +9599,7 @@
                 <w:sz w:val="24"/>
                 <w:szCs w:val="24"/>
               </w:rPr>
-              <w:t xml:space="preserve">Desactivación de la alarma anterior y </w:t>
-            </w:r>
-            <w:proofErr w:type="spellStart"/>
-            <w:r>
-              <w:rPr>
-                <w:rFonts w:ascii="Arial" w:hAnsi="Arial" w:cs="Arial"/>
-                <w:sz w:val="24"/>
-                <w:szCs w:val="24"/>
-              </w:rPr>
-              <w:t>reset</w:t>
-            </w:r>
-            <w:proofErr w:type="spellEnd"/>
-            <w:r>
-              <w:rPr>
-                <w:rFonts w:ascii="Arial" w:hAnsi="Arial" w:cs="Arial"/>
-                <w:sz w:val="24"/>
-                <w:szCs w:val="24"/>
-              </w:rPr>
-              <w:t xml:space="preserve"> del contador de tiempo</w:t>
+              <w:t>Desactivación de la alarma anterior y reset del contador de tiempo</w:t>
             </w:r>
           </w:p>
         </w:tc>
@@ -10119,28 +9625,466 @@
                 <w:sz w:val="24"/>
                 <w:szCs w:val="24"/>
               </w:rPr>
-              <w:t xml:space="preserve">Correcto (Validado vía </w:t>
-            </w:r>
-            <w:proofErr w:type="spellStart"/>
-            <w:r>
+              <w:t>Correcto (Validado vía Fetch PUT)</w:t>
+            </w:r>
+          </w:p>
+        </w:tc>
+        <w:tc>
+          <w:tcPr>
+            <w:tcW w:w="708" w:type="dxa"/>
+          </w:tcPr>
+          <w:p>
+            <w:pPr>
+              <w:pStyle w:val="TableParagraph"/>
+              <w:spacing w:before="255"/>
+              <w:rPr>
+                <w:rFonts w:ascii="Segoe UI Symbol" w:hAnsi="Segoe UI Symbol" w:cs="Segoe UI Symbol"/>
+                <w:spacing w:val="-10"/>
+                <w:w w:val="105"/>
+                <w:sz w:val="24"/>
+                <w:szCs w:val="24"/>
+              </w:rPr>
+            </w:pPr>
+            <w:r>
+              <w:rPr>
+                <w:rFonts w:ascii="Segoe UI Symbol" w:hAnsi="Segoe UI Symbol" w:cs="Segoe UI Symbol"/>
+                <w:spacing w:val="-10"/>
+                <w:w w:val="105"/>
+                <w:sz w:val="24"/>
+                <w:szCs w:val="24"/>
+              </w:rPr>
+              <w:t>✔</w:t>
+            </w:r>
+          </w:p>
+        </w:tc>
+      </w:tr>
+      <w:tr>
+        <w:trPr>
+          <w:trHeight w:val="1358"/>
+        </w:trPr>
+        <w:tc>
+          <w:tcPr>
+            <w:tcW w:w="699" w:type="dxa"/>
+          </w:tcPr>
+          <w:p>
+            <w:pPr>
+              <w:pStyle w:val="TableParagraph"/>
+              <w:spacing w:before="17"/>
+              <w:ind w:left="0"/>
+              <w:jc w:val="center"/>
+              <w:rPr>
+                <w:rFonts w:ascii="Arial" w:hAnsi="Arial" w:cs="Arial"/>
+                <w:bCs/>
+                <w:sz w:val="24"/>
+                <w:szCs w:val="24"/>
+              </w:rPr>
+            </w:pPr>
+            <w:r>
+              <w:rPr>
+                <w:rFonts w:ascii="Arial" w:hAnsi="Arial" w:cs="Arial"/>
+                <w:bCs/>
+                <w:sz w:val="24"/>
+                <w:szCs w:val="24"/>
+              </w:rPr>
+              <w:t>22</w:t>
+            </w:r>
+          </w:p>
+        </w:tc>
+        <w:tc>
+          <w:tcPr>
+            <w:tcW w:w="1580" w:type="dxa"/>
+          </w:tcPr>
+          <w:p>
+            <w:pPr>
+              <w:pStyle w:val="TableParagraph"/>
+              <w:spacing w:before="17"/>
+              <w:ind w:left="0"/>
+              <w:rPr>
+                <w:rFonts w:ascii="Arial" w:hAnsi="Arial" w:cs="Arial"/>
+                <w:sz w:val="24"/>
+                <w:szCs w:val="24"/>
+              </w:rPr>
+            </w:pPr>
+            <w:r>
+              <w:rPr>
+                <w:rFonts w:ascii="Arial" w:hAnsi="Arial" w:cs="Arial"/>
+                <w:sz w:val="24"/>
+                <w:szCs w:val="24"/>
+              </w:rPr>
+              <w:t>Calendario</w:t>
+            </w:r>
+          </w:p>
+        </w:tc>
+        <w:tc>
+          <w:tcPr>
+            <w:tcW w:w="2409" w:type="dxa"/>
+          </w:tcPr>
+          <w:p>
+            <w:pPr>
+              <w:pStyle w:val="TableParagraph"/>
+              <w:spacing w:line="270" w:lineRule="atLeast"/>
+              <w:ind w:right="66"/>
+              <w:jc w:val="center"/>
+              <w:rPr>
+                <w:rFonts w:ascii="Arial" w:hAnsi="Arial" w:cs="Arial"/>
+                <w:sz w:val="24"/>
+                <w:szCs w:val="24"/>
+              </w:rPr>
+            </w:pPr>
+            <w:r>
+              <w:rPr>
+                <w:rFonts w:ascii="Arial" w:hAnsi="Arial" w:cs="Arial"/>
+                <w:sz w:val="24"/>
+                <w:szCs w:val="24"/>
+              </w:rPr>
+              <w:t>Marcado de tarea como “Lograda</w:t>
+            </w:r>
+          </w:p>
+        </w:tc>
+        <w:tc>
+          <w:tcPr>
+            <w:tcW w:w="1965" w:type="dxa"/>
+          </w:tcPr>
+          <w:p>
+            <w:pPr>
+              <w:pStyle w:val="TableParagraph"/>
+              <w:spacing w:before="7" w:line="270" w:lineRule="atLeast"/>
+              <w:ind w:left="0"/>
+              <w:rPr>
+                <w:rFonts w:ascii="Arial" w:hAnsi="Arial" w:cs="Arial"/>
+                <w:sz w:val="24"/>
+                <w:szCs w:val="24"/>
+              </w:rPr>
+            </w:pPr>
+            <w:r>
+              <w:rPr>
+                <w:rFonts w:ascii="Arial" w:hAnsi="Arial" w:cs="Arial"/>
+                <w:sz w:val="24"/>
+                <w:szCs w:val="24"/>
+              </w:rPr>
+              <w:t>El calendario actualiza el indicador de compatibilidad de fecha</w:t>
+            </w:r>
+          </w:p>
+        </w:tc>
+        <w:tc>
+          <w:tcPr>
+            <w:tcW w:w="1863" w:type="dxa"/>
+          </w:tcPr>
+          <w:p>
+            <w:pPr>
+              <w:pStyle w:val="TableParagraph"/>
+              <w:spacing w:before="7" w:line="270" w:lineRule="atLeast"/>
               <w:rPr>
                 <w:rFonts w:ascii="Arial" w:hAnsi="Arial" w:cs="Arial"/>
                 <w:spacing w:val="-2"/>
                 <w:sz w:val="24"/>
                 <w:szCs w:val="24"/>
               </w:rPr>
-              <w:t>Fetch</w:t>
-            </w:r>
-            <w:proofErr w:type="spellEnd"/>
-            <w:r>
+            </w:pPr>
+          </w:p>
+        </w:tc>
+        <w:tc>
+          <w:tcPr>
+            <w:tcW w:w="708" w:type="dxa"/>
+          </w:tcPr>
+          <w:p>
+            <w:pPr>
+              <w:pStyle w:val="TableParagraph"/>
+              <w:spacing w:before="255"/>
+              <w:rPr>
+                <w:rFonts w:ascii="Segoe UI Symbol" w:hAnsi="Segoe UI Symbol" w:cs="Segoe UI Symbol"/>
+                <w:spacing w:val="-10"/>
+                <w:w w:val="105"/>
+                <w:sz w:val="24"/>
+                <w:szCs w:val="24"/>
+              </w:rPr>
+            </w:pPr>
+            <w:r>
+              <w:rPr>
+                <w:rFonts w:ascii="Segoe UI Symbol" w:hAnsi="Segoe UI Symbol" w:cs="Segoe UI Symbol"/>
+                <w:spacing w:val="-10"/>
+                <w:w w:val="105"/>
+                <w:sz w:val="24"/>
+                <w:szCs w:val="24"/>
+              </w:rPr>
+              <w:t>✔</w:t>
+            </w:r>
+          </w:p>
+        </w:tc>
+      </w:tr>
+      <w:tr>
+        <w:trPr>
+          <w:trHeight w:val="1358"/>
+        </w:trPr>
+        <w:tc>
+          <w:tcPr>
+            <w:tcW w:w="699" w:type="dxa"/>
+          </w:tcPr>
+          <w:p>
+            <w:pPr>
+              <w:pStyle w:val="TableParagraph"/>
+              <w:spacing w:before="17"/>
+              <w:ind w:left="0"/>
+              <w:jc w:val="center"/>
+              <w:rPr>
+                <w:rFonts w:ascii="Arial" w:hAnsi="Arial" w:cs="Arial"/>
+                <w:bCs/>
+                <w:sz w:val="24"/>
+                <w:szCs w:val="24"/>
+              </w:rPr>
+            </w:pPr>
+            <w:r>
+              <w:rPr>
+                <w:rFonts w:ascii="Arial" w:hAnsi="Arial" w:cs="Arial"/>
+                <w:bCs/>
+                <w:sz w:val="24"/>
+                <w:szCs w:val="24"/>
+              </w:rPr>
+              <w:t>23</w:t>
+            </w:r>
+          </w:p>
+        </w:tc>
+        <w:tc>
+          <w:tcPr>
+            <w:tcW w:w="1580" w:type="dxa"/>
+          </w:tcPr>
+          <w:p>
+            <w:pPr>
+              <w:pStyle w:val="TableParagraph"/>
+              <w:spacing w:before="17"/>
+              <w:ind w:left="0"/>
+              <w:rPr>
+                <w:rFonts w:ascii="Arial" w:hAnsi="Arial" w:cs="Arial"/>
+                <w:sz w:val="24"/>
+                <w:szCs w:val="24"/>
+              </w:rPr>
+            </w:pPr>
+            <w:r>
+              <w:rPr>
+                <w:rFonts w:ascii="Arial" w:hAnsi="Arial" w:cs="Arial"/>
+                <w:sz w:val="24"/>
+                <w:szCs w:val="24"/>
+              </w:rPr>
+              <w:t xml:space="preserve">Reportes </w:t>
+            </w:r>
+          </w:p>
+        </w:tc>
+        <w:tc>
+          <w:tcPr>
+            <w:tcW w:w="2409" w:type="dxa"/>
+          </w:tcPr>
+          <w:p>
+            <w:pPr>
+              <w:pStyle w:val="TableParagraph"/>
+              <w:spacing w:line="270" w:lineRule="atLeast"/>
+              <w:ind w:right="66"/>
+              <w:jc w:val="center"/>
+              <w:rPr>
+                <w:rFonts w:ascii="Arial" w:hAnsi="Arial" w:cs="Arial"/>
+                <w:sz w:val="24"/>
+                <w:szCs w:val="24"/>
+              </w:rPr>
+            </w:pPr>
+            <w:r>
+              <w:rPr>
+                <w:rFonts w:ascii="Arial" w:hAnsi="Arial" w:cs="Arial"/>
+                <w:sz w:val="24"/>
+                <w:szCs w:val="24"/>
+              </w:rPr>
+              <w:t>Clic en “Generar Reporte”</w:t>
+            </w:r>
+          </w:p>
+        </w:tc>
+        <w:tc>
+          <w:tcPr>
+            <w:tcW w:w="1965" w:type="dxa"/>
+          </w:tcPr>
+          <w:p>
+            <w:pPr>
+              <w:pStyle w:val="TableParagraph"/>
+              <w:spacing w:before="7" w:line="270" w:lineRule="atLeast"/>
+              <w:rPr>
+                <w:rFonts w:ascii="Arial" w:hAnsi="Arial" w:cs="Arial"/>
+                <w:sz w:val="24"/>
+                <w:szCs w:val="24"/>
+              </w:rPr>
+            </w:pPr>
+            <w:r>
+              <w:rPr>
+                <w:rFonts w:ascii="Arial" w:hAnsi="Arial" w:cs="Arial"/>
+                <w:sz w:val="24"/>
+                <w:szCs w:val="24"/>
+              </w:rPr>
+              <w:t>Descarga inmediata de archivo Excel con datos síncronos</w:t>
+            </w:r>
+          </w:p>
+        </w:tc>
+        <w:tc>
+          <w:tcPr>
+            <w:tcW w:w="1863" w:type="dxa"/>
+          </w:tcPr>
+          <w:p>
+            <w:pPr>
+              <w:pStyle w:val="TableParagraph"/>
+              <w:spacing w:before="7" w:line="270" w:lineRule="atLeast"/>
               <w:rPr>
                 <w:rFonts w:ascii="Arial" w:hAnsi="Arial" w:cs="Arial"/>
                 <w:spacing w:val="-2"/>
                 <w:sz w:val="24"/>
                 <w:szCs w:val="24"/>
               </w:rPr>
-              <w:t xml:space="preserve"> PUT)</w:t>
-            </w:r>
+            </w:pPr>
+          </w:p>
+        </w:tc>
+        <w:tc>
+          <w:tcPr>
+            <w:tcW w:w="708" w:type="dxa"/>
+          </w:tcPr>
+          <w:p>
+            <w:pPr>
+              <w:pStyle w:val="TableParagraph"/>
+              <w:spacing w:before="255"/>
+              <w:rPr>
+                <w:rFonts w:ascii="Segoe UI Symbol" w:hAnsi="Segoe UI Symbol" w:cs="Segoe UI Symbol"/>
+                <w:spacing w:val="-10"/>
+                <w:w w:val="105"/>
+                <w:sz w:val="24"/>
+                <w:szCs w:val="24"/>
+              </w:rPr>
+            </w:pPr>
+            <w:r>
+              <w:rPr>
+                <w:rFonts w:ascii="Segoe UI Symbol" w:hAnsi="Segoe UI Symbol" w:cs="Segoe UI Symbol"/>
+                <w:spacing w:val="-10"/>
+                <w:w w:val="105"/>
+                <w:sz w:val="24"/>
+                <w:szCs w:val="24"/>
+              </w:rPr>
+              <w:t>✔</w:t>
+            </w:r>
+          </w:p>
+        </w:tc>
+      </w:tr>
+      <w:tr>
+        <w:trPr>
+          <w:trHeight w:val="1358"/>
+        </w:trPr>
+        <w:tc>
+          <w:tcPr>
+            <w:tcW w:w="699" w:type="dxa"/>
+          </w:tcPr>
+          <w:p>
+            <w:pPr>
+              <w:pStyle w:val="TableParagraph"/>
+              <w:spacing w:before="17"/>
+              <w:ind w:left="0"/>
+              <w:jc w:val="center"/>
+              <w:rPr>
+                <w:rFonts w:ascii="Arial" w:hAnsi="Arial" w:cs="Arial"/>
+                <w:bCs/>
+                <w:sz w:val="24"/>
+                <w:szCs w:val="24"/>
+              </w:rPr>
+            </w:pPr>
+            <w:r>
+              <w:rPr>
+                <w:rFonts w:ascii="Arial" w:hAnsi="Arial" w:cs="Arial"/>
+                <w:bCs/>
+                <w:sz w:val="24"/>
+                <w:szCs w:val="24"/>
+              </w:rPr>
+              <w:t>24</w:t>
+            </w:r>
+          </w:p>
+        </w:tc>
+        <w:tc>
+          <w:tcPr>
+            <w:tcW w:w="1580" w:type="dxa"/>
+          </w:tcPr>
+          <w:p>
+            <w:pPr>
+              <w:pStyle w:val="TableParagraph"/>
+              <w:spacing w:before="17"/>
+              <w:ind w:left="0"/>
+              <w:rPr>
+                <w:rFonts w:ascii="Arial" w:hAnsi="Arial" w:cs="Arial"/>
+                <w:sz w:val="24"/>
+                <w:szCs w:val="24"/>
+              </w:rPr>
+            </w:pPr>
+            <w:r>
+              <w:rPr>
+                <w:rFonts w:ascii="Arial" w:hAnsi="Arial" w:cs="Arial"/>
+                <w:sz w:val="24"/>
+                <w:szCs w:val="24"/>
+              </w:rPr>
+              <w:t xml:space="preserve">Integración </w:t>
+            </w:r>
+          </w:p>
+        </w:tc>
+        <w:tc>
+          <w:tcPr>
+            <w:tcW w:w="2409" w:type="dxa"/>
+          </w:tcPr>
+          <w:p>
+            <w:pPr>
+              <w:pStyle w:val="TableParagraph"/>
+              <w:spacing w:line="270" w:lineRule="atLeast"/>
+              <w:ind w:right="66"/>
+              <w:jc w:val="center"/>
+              <w:rPr>
+                <w:rFonts w:ascii="Arial" w:hAnsi="Arial" w:cs="Arial"/>
+                <w:sz w:val="24"/>
+                <w:szCs w:val="24"/>
+              </w:rPr>
+            </w:pPr>
+            <w:r>
+              <w:rPr>
+                <w:rFonts w:ascii="Arial" w:hAnsi="Arial" w:cs="Arial"/>
+                <w:sz w:val="24"/>
+                <w:szCs w:val="24"/>
+              </w:rPr>
+              <w:t>Validación de prioridad en reportes</w:t>
+            </w:r>
+          </w:p>
+        </w:tc>
+        <w:tc>
+          <w:tcPr>
+            <w:tcW w:w="1965" w:type="dxa"/>
+          </w:tcPr>
+          <w:p>
+            <w:pPr>
+              <w:pStyle w:val="TableParagraph"/>
+              <w:spacing w:before="7" w:line="270" w:lineRule="atLeast"/>
+              <w:rPr>
+                <w:rFonts w:ascii="Arial" w:hAnsi="Arial" w:cs="Arial"/>
+                <w:sz w:val="24"/>
+                <w:szCs w:val="24"/>
+              </w:rPr>
+            </w:pPr>
+            <w:r>
+              <w:rPr>
+                <w:rFonts w:ascii="Arial" w:hAnsi="Arial" w:cs="Arial"/>
+              </w:rPr>
+              <w:t>El Excel refleja correctamente la prioridad asignada en la UI</w:t>
+            </w:r>
+          </w:p>
+        </w:tc>
+        <w:tc>
+          <w:tcPr>
+            <w:tcW w:w="1863" w:type="dxa"/>
+          </w:tcPr>
+          <w:p>
+            <w:pPr>
+              <w:pStyle w:val="TableParagraph"/>
+              <w:spacing w:before="7" w:line="270" w:lineRule="atLeast"/>
+              <w:rPr>
+                <w:rFonts w:ascii="Arial" w:hAnsi="Arial" w:cs="Arial"/>
+                <w:spacing w:val="-2"/>
+                <w:sz w:val="24"/>
+                <w:szCs w:val="24"/>
+              </w:rPr>
+            </w:pPr>
           </w:p>
         </w:tc>
         <w:tc>
@@ -10282,50 +10226,14 @@
           <w:bCs/>
           <w:lang w:val="es-VE"/>
         </w:rPr>
-        <w:t>Resolución de Duplicidad Funcional (</w:t>
-      </w:r>
-      <w:proofErr w:type="spellStart"/>
-      <w:r>
-        <w:rPr>
-          <w:rFonts w:ascii="Arial" w:hAnsi="Arial" w:cs="Arial"/>
-          <w:b/>
-          <w:bCs/>
+        <w:t>Resolución de Duplicidad Funcional (Frontend):</w:t>
+      </w:r>
+      <w:r>
+        <w:rPr>
+          <w:rFonts w:ascii="Arial" w:hAnsi="Arial" w:cs="Arial"/>
           <w:lang w:val="es-VE"/>
         </w:rPr>
-        <w:t>Frontend</w:t>
-      </w:r>
-      <w:proofErr w:type="spellEnd"/>
-      <w:r>
-        <w:rPr>
-          <w:rFonts w:ascii="Arial" w:hAnsi="Arial" w:cs="Arial"/>
-          <w:b/>
-          <w:bCs/>
-          <w:lang w:val="es-VE"/>
-        </w:rPr>
-        <w:t>):</w:t>
-      </w:r>
-      <w:r>
-        <w:rPr>
-          <w:rFonts w:ascii="Arial" w:hAnsi="Arial" w:cs="Arial"/>
-          <w:lang w:val="es-VE"/>
-        </w:rPr>
-        <w:t xml:space="preserve"> Se identificó y depuró una redundancia en el ciclo de vida de los componentes de </w:t>
-      </w:r>
-      <w:proofErr w:type="spellStart"/>
-      <w:r>
-        <w:rPr>
-          <w:rFonts w:ascii="Arial" w:hAnsi="Arial" w:cs="Arial"/>
-          <w:lang w:val="es-VE"/>
-        </w:rPr>
-        <w:t>React</w:t>
-      </w:r>
-      <w:proofErr w:type="spellEnd"/>
-      <w:r>
-        <w:rPr>
-          <w:rFonts w:ascii="Arial" w:hAnsi="Arial" w:cs="Arial"/>
-          <w:lang w:val="es-VE"/>
-        </w:rPr>
-        <w:t xml:space="preserve"> (inicialización de </w:t>
+        <w:t xml:space="preserve"> Se identificó y depuró una redundancia en el ciclo de vida de los componentes de React (inicialización de </w:t>
       </w:r>
       <w:r>
         <w:rPr>
@@ -10343,7 +10251,6 @@
         </w:rPr>
         <w:t xml:space="preserve"> de JavaScript) que provocaba la instanciación múltiple de </w:t>
       </w:r>
-      <w:proofErr w:type="spellStart"/>
       <w:r>
         <w:rPr>
           <w:rFonts w:ascii="Arial" w:hAnsi="Arial" w:cs="Arial"/>
@@ -10353,7 +10260,6 @@
         </w:rPr>
         <w:t>Tooltips</w:t>
       </w:r>
-      <w:proofErr w:type="spellEnd"/>
       <w:r>
         <w:rPr>
           <w:rFonts w:ascii="Arial" w:hAnsi="Arial" w:cs="Arial"/>
@@ -10361,7 +10267,6 @@
         </w:rPr>
         <w:t>. Esta corrección evita las fugas de memoria (</w:t>
       </w:r>
-      <w:proofErr w:type="spellStart"/>
       <w:r>
         <w:rPr>
           <w:rFonts w:ascii="Arial" w:hAnsi="Arial" w:cs="Arial"/>
@@ -10369,29 +10274,8 @@
           <w:iCs/>
           <w:lang w:val="es-VE"/>
         </w:rPr>
-        <w:t>memory</w:t>
-      </w:r>
-      <w:proofErr w:type="spellEnd"/>
-      <w:r>
-        <w:rPr>
-          <w:rFonts w:ascii="Arial" w:hAnsi="Arial" w:cs="Arial"/>
-          <w:i/>
-          <w:iCs/>
-          <w:lang w:val="es-VE"/>
-        </w:rPr>
-        <w:t xml:space="preserve"> </w:t>
-      </w:r>
-      <w:proofErr w:type="spellStart"/>
-      <w:r>
-        <w:rPr>
-          <w:rFonts w:ascii="Arial" w:hAnsi="Arial" w:cs="Arial"/>
-          <w:i/>
-          <w:iCs/>
-          <w:lang w:val="es-VE"/>
-        </w:rPr>
-        <w:t>leaks</w:t>
-      </w:r>
-      <w:proofErr w:type="spellEnd"/>
+        <w:t>memory leaks</w:t>
+      </w:r>
       <w:r>
         <w:rPr>
           <w:rFonts w:ascii="Arial" w:hAnsi="Arial" w:cs="Arial"/>
@@ -10421,6 +10305,7 @@
           <w:bCs/>
           <w:lang w:val="es-VE"/>
         </w:rPr>
+        <w:lastRenderedPageBreak/>
         <w:t>Control de Desbordamiento de Contenedores (UI/UX):</w:t>
       </w:r>
       <w:r>
@@ -10428,25 +10313,8 @@
           <w:rFonts w:ascii="Arial" w:hAnsi="Arial" w:cs="Arial"/>
           <w:lang w:val="es-VE"/>
         </w:rPr>
-        <w:t xml:space="preserve"> Se optimizaron las reglas de estilo CSS y se implementó una lógica robusta de truncamiento de texto en el renderizado del </w:t>
-      </w:r>
-      <w:proofErr w:type="spellStart"/>
-      <w:r>
-        <w:rPr>
-          <w:rFonts w:ascii="Arial" w:hAnsi="Arial" w:cs="Arial"/>
-          <w:lang w:val="es-VE"/>
-        </w:rPr>
-        <w:t>frontend</w:t>
-      </w:r>
-      <w:proofErr w:type="spellEnd"/>
-      <w:r>
-        <w:rPr>
-          <w:rFonts w:ascii="Arial" w:hAnsi="Arial" w:cs="Arial"/>
-          <w:lang w:val="es-VE"/>
-        </w:rPr>
-        <w:t>. Esto previene que las descripciones de tareas inusualmente extensas—recuperadas desde la base de datos—rompan la estructura de la grilla (</w:t>
-      </w:r>
-      <w:proofErr w:type="spellStart"/>
+        <w:t xml:space="preserve"> Se optimizaron las reglas de estilo CSS y se implementó una lógica robusta de truncamiento de texto en el renderizado del frontend. Esto previene que las descripciones de tareas inusualmente extensas—recuperadas desde la base de datos—rompan la estructura de la grilla (</w:t>
+      </w:r>
       <w:r>
         <w:rPr>
           <w:rFonts w:ascii="Arial" w:hAnsi="Arial" w:cs="Arial"/>
@@ -10456,7 +10324,6 @@
         </w:rPr>
         <w:t>grid</w:t>
       </w:r>
-      <w:proofErr w:type="spellEnd"/>
       <w:r>
         <w:rPr>
           <w:rFonts w:ascii="Arial" w:hAnsi="Arial" w:cs="Arial"/>
@@ -10486,27 +10353,7 @@
           <w:bCs/>
           <w:lang w:val="es-VE"/>
         </w:rPr>
-        <w:t>Mitigación de Regresión de Datos y Sincronización Asíncrona (</w:t>
-      </w:r>
-      <w:proofErr w:type="spellStart"/>
-      <w:r>
-        <w:rPr>
-          <w:rFonts w:ascii="Arial" w:hAnsi="Arial" w:cs="Arial"/>
-          <w:b/>
-          <w:bCs/>
-          <w:lang w:val="es-VE"/>
-        </w:rPr>
-        <w:t>React</w:t>
-      </w:r>
-      <w:proofErr w:type="spellEnd"/>
-      <w:r>
-        <w:rPr>
-          <w:rFonts w:ascii="Arial" w:hAnsi="Arial" w:cs="Arial"/>
-          <w:b/>
-          <w:bCs/>
-          <w:lang w:val="es-VE"/>
-        </w:rPr>
-        <w:t xml:space="preserve"> y Node.js):</w:t>
+        <w:t>Mitigación de Regresión de Datos y Sincronización Asíncrona (React y Node.js):</w:t>
       </w:r>
       <w:r>
         <w:rPr>
@@ -10537,50 +10384,14 @@
           <w:bCs/>
           <w:lang w:val="es-VE"/>
         </w:rPr>
-        <w:t xml:space="preserve">En el </w:t>
-      </w:r>
-      <w:proofErr w:type="spellStart"/>
-      <w:r>
-        <w:rPr>
-          <w:rFonts w:ascii="Arial" w:hAnsi="Arial" w:cs="Arial"/>
-          <w:b/>
-          <w:bCs/>
+        <w:t>En el Backend (Node.js):</w:t>
+      </w:r>
+      <w:r>
+        <w:rPr>
+          <w:rFonts w:ascii="Arial" w:hAnsi="Arial" w:cs="Arial"/>
           <w:lang w:val="es-VE"/>
         </w:rPr>
-        <w:t>Backend</w:t>
-      </w:r>
-      <w:proofErr w:type="spellEnd"/>
-      <w:r>
-        <w:rPr>
-          <w:rFonts w:ascii="Arial" w:hAnsi="Arial" w:cs="Arial"/>
-          <w:b/>
-          <w:bCs/>
-          <w:lang w:val="es-VE"/>
-        </w:rPr>
-        <w:t xml:space="preserve"> (Node.js):</w:t>
-      </w:r>
-      <w:r>
-        <w:rPr>
-          <w:rFonts w:ascii="Arial" w:hAnsi="Arial" w:cs="Arial"/>
-          <w:lang w:val="es-VE"/>
-        </w:rPr>
-        <w:t xml:space="preserve"> Se reforzó la lógica de los controladores y el manejo de promesas para garantizar que las operaciones de actualización (</w:t>
-      </w:r>
-      <w:proofErr w:type="spellStart"/>
-      <w:r>
-        <w:rPr>
-          <w:rFonts w:ascii="Arial" w:hAnsi="Arial" w:cs="Arial"/>
-          <w:lang w:val="es-VE"/>
-        </w:rPr>
-        <w:t>Update</w:t>
-      </w:r>
-      <w:proofErr w:type="spellEnd"/>
-      <w:r>
-        <w:rPr>
-          <w:rFonts w:ascii="Arial" w:hAnsi="Arial" w:cs="Arial"/>
-          <w:lang w:val="es-VE"/>
-        </w:rPr>
-        <w:t>) se procesen de manera atómica, respondiendo con confirmaciones precisas al cliente solo cuando los datos estén seguros en la base de datos.</w:t>
+        <w:t xml:space="preserve"> Se reforzó la lógica de los controladores y el manejo de promesas para garantizar que las operaciones de actualización (Update) se procesen de manera atómica, respondiendo con confirmaciones precisas al cliente solo cuando los datos estén seguros en la base de datos.</w:t>
       </w:r>
     </w:p>
     <w:p>
@@ -10604,50 +10415,14 @@
           <w:bCs/>
           <w:lang w:val="es-VE"/>
         </w:rPr>
-        <w:t xml:space="preserve">En el </w:t>
-      </w:r>
-      <w:proofErr w:type="spellStart"/>
-      <w:r>
-        <w:rPr>
-          <w:rFonts w:ascii="Arial" w:hAnsi="Arial" w:cs="Arial"/>
-          <w:b/>
-          <w:bCs/>
+        <w:t>En el Frontend:</w:t>
+      </w:r>
+      <w:r>
+        <w:rPr>
+          <w:rFonts w:ascii="Arial" w:hAnsi="Arial" w:cs="Arial"/>
           <w:lang w:val="es-VE"/>
         </w:rPr>
-        <w:t>Frontend</w:t>
-      </w:r>
-      <w:proofErr w:type="spellEnd"/>
-      <w:r>
-        <w:rPr>
-          <w:rFonts w:ascii="Arial" w:hAnsi="Arial" w:cs="Arial"/>
-          <w:b/>
-          <w:bCs/>
-          <w:lang w:val="es-VE"/>
-        </w:rPr>
-        <w:t>:</w:t>
-      </w:r>
-      <w:r>
-        <w:rPr>
-          <w:rFonts w:ascii="Arial" w:hAnsi="Arial" w:cs="Arial"/>
-          <w:lang w:val="es-VE"/>
-        </w:rPr>
-        <w:t xml:space="preserve"> Se ajustó la gestión del flujo asíncrono para asegurar que el estado de </w:t>
-      </w:r>
-      <w:proofErr w:type="spellStart"/>
-      <w:r>
-        <w:rPr>
-          <w:rFonts w:ascii="Arial" w:hAnsi="Arial" w:cs="Arial"/>
-          <w:lang w:val="es-VE"/>
-        </w:rPr>
-        <w:t>React</w:t>
-      </w:r>
-      <w:proofErr w:type="spellEnd"/>
-      <w:r>
-        <w:rPr>
-          <w:rFonts w:ascii="Arial" w:hAnsi="Arial" w:cs="Arial"/>
-          <w:lang w:val="es-VE"/>
-        </w:rPr>
-        <w:t xml:space="preserve"> se sincronice estrictamente con las respuestas de </w:t>
+        <w:t xml:space="preserve"> Se ajustó la gestión del flujo asíncrono para asegurar que el estado de React se sincronice estrictamente con las respuestas de </w:t>
       </w:r>
       <w:r>
         <w:rPr>
@@ -10743,21 +10518,7 @@
         <w:rPr>
           <w:rFonts w:ascii="Arial" w:hAnsi="Arial" w:cs="Arial"/>
         </w:rPr>
-        <w:t xml:space="preserve"> &gt; Se resolvió una falla crítica reportada durante el proceso de creación de nuevas listas y en la inserción de texto en el campo de descripción de las tareas. La solución implicó refactorizar el manejo del estado en los modales de </w:t>
-      </w:r>
-      <w:proofErr w:type="spellStart"/>
-      <w:r>
-        <w:rPr>
-          <w:rFonts w:ascii="Arial" w:hAnsi="Arial" w:cs="Arial"/>
-        </w:rPr>
-        <w:t>React</w:t>
-      </w:r>
-      <w:proofErr w:type="spellEnd"/>
-      <w:r>
-        <w:rPr>
-          <w:rFonts w:ascii="Arial" w:hAnsi="Arial" w:cs="Arial"/>
-        </w:rPr>
-        <w:t xml:space="preserve"> y fortalecer las validaciones del formulario de entrada, asegurando una captura de datos fluida y un guardado exitoso sin bloqueos en la interfaz.</w:t>
+        <w:t xml:space="preserve"> &gt; Se resolvió una falla crítica reportada durante el proceso de creación de nuevas listas y en la inserción de texto en el campo de descripción de las tareas. La solución implicó refactorizar el manejo del estado en los modales de React y fortalecer las validaciones del formulario de entrada, asegurando una captura de datos fluida y un guardado exitoso sin bloqueos en la interfaz.</w:t>
       </w:r>
       <w:r>
         <w:rPr>
@@ -10787,37 +10548,8 @@
         <w:rPr>
           <w:rFonts w:ascii="Arial" w:hAnsi="Arial" w:cs="Arial"/>
         </w:rPr>
-        <w:t xml:space="preserve"> &gt; Se detectó y solucionó un error visual en el apartado de tareas donde los botones de acción excedían los límites de su contenedor asignado. Se aplicaron ajustes en las reglas de maquetación (CSS </w:t>
-      </w:r>
-      <w:proofErr w:type="spellStart"/>
-      <w:r>
-        <w:rPr>
-          <w:rFonts w:ascii="Arial" w:hAnsi="Arial" w:cs="Arial"/>
-        </w:rPr>
-        <w:t>flexbox</w:t>
-      </w:r>
-      <w:proofErr w:type="spellEnd"/>
-      <w:r>
-        <w:rPr>
-          <w:rFonts w:ascii="Arial" w:hAnsi="Arial" w:cs="Arial"/>
-        </w:rPr>
-        <w:t>/</w:t>
-      </w:r>
-      <w:proofErr w:type="spellStart"/>
-      <w:r>
-        <w:rPr>
-          <w:rFonts w:ascii="Arial" w:hAnsi="Arial" w:cs="Arial"/>
-        </w:rPr>
-        <w:t>grid</w:t>
-      </w:r>
-      <w:proofErr w:type="spellEnd"/>
-      <w:r>
-        <w:rPr>
-          <w:rFonts w:ascii="Arial" w:hAnsi="Arial" w:cs="Arial"/>
-        </w:rPr>
-        <w:t>) y se recalcularon los márgenes internos, garantizando que los elementos de la interfaz se mantengan dentro de sus recuadros designados y preservando la adaptabilidad (</w:t>
-      </w:r>
-      <w:proofErr w:type="spellStart"/>
+        <w:t xml:space="preserve"> &gt; Se detectó y solucionó un error visual en el apartado de tareas donde los botones de acción excedían los límites de su contenedor asignado. Se aplicaron ajustes en las reglas de maquetación (CSS flexbox/grid) y se recalcularon los márgenes internos, garantizando que los elementos de la interfaz se mantengan dentro de sus recuadros designados y preservando la adaptabilidad (</w:t>
+      </w:r>
       <w:r>
         <w:rPr>
           <w:rFonts w:ascii="Arial" w:hAnsi="Arial" w:cs="Arial"/>
@@ -10826,7 +10558,6 @@
         </w:rPr>
         <w:t>responsiveness</w:t>
       </w:r>
-      <w:proofErr w:type="spellEnd"/>
       <w:r>
         <w:rPr>
           <w:rFonts w:ascii="Arial" w:hAnsi="Arial" w:cs="Arial"/>
@@ -10871,6 +10602,7 @@
           <w:bCs/>
           <w:lang w:val="es-VE"/>
         </w:rPr>
+        <w:lastRenderedPageBreak/>
         <w:t>Conclusiones del Ciclo de Pruebas</w:t>
       </w:r>
     </w:p>
@@ -10891,7 +10623,6 @@
         </w:rPr>
         <w:t xml:space="preserve">Tras completar una exhaustiva fase de auditoría técnica y ejecutar ciclos de </w:t>
       </w:r>
-      <w:proofErr w:type="spellStart"/>
       <w:r>
         <w:rPr>
           <w:rFonts w:ascii="Arial" w:hAnsi="Arial" w:cs="Arial"/>
@@ -10899,9 +10630,15 @@
           <w:bCs/>
           <w:lang w:val="es-VE"/>
         </w:rPr>
-        <w:t>re-testeo</w:t>
-      </w:r>
-      <w:proofErr w:type="spellEnd"/>
+        <w:t>re-testeo de regresión</w:t>
+      </w:r>
+      <w:r>
+        <w:rPr>
+          <w:rFonts w:ascii="Arial" w:hAnsi="Arial" w:cs="Arial"/>
+          <w:lang w:val="es-VE"/>
+        </w:rPr>
+        <w:t xml:space="preserve">, se certifica formalmente que </w:t>
+      </w:r>
       <w:r>
         <w:rPr>
           <w:rFonts w:ascii="Arial" w:hAnsi="Arial" w:cs="Arial"/>
@@ -10909,26 +10646,8 @@
           <w:bCs/>
           <w:lang w:val="es-VE"/>
         </w:rPr>
-        <w:t xml:space="preserve"> de regresión</w:t>
-      </w:r>
-      <w:r>
-        <w:rPr>
-          <w:rFonts w:ascii="Arial" w:hAnsi="Arial" w:cs="Arial"/>
-          <w:lang w:val="es-VE"/>
-        </w:rPr>
-        <w:t xml:space="preserve">, se certifica formalmente que </w:t>
-      </w:r>
-      <w:proofErr w:type="spellStart"/>
-      <w:r>
-        <w:rPr>
-          <w:rFonts w:ascii="Arial" w:hAnsi="Arial" w:cs="Arial"/>
-          <w:b/>
-          <w:bCs/>
-          <w:lang w:val="es-VE"/>
-        </w:rPr>
         <w:t>TaskList</w:t>
       </w:r>
-      <w:proofErr w:type="spellEnd"/>
       <w:r>
         <w:rPr>
           <w:rFonts w:ascii="Arial" w:hAnsi="Arial" w:cs="Arial"/>
@@ -10968,23 +10687,7 @@
           <w:rFonts w:ascii="Arial" w:hAnsi="Arial" w:cs="Arial"/>
           <w:lang w:val="es-VE"/>
         </w:rPr>
-        <w:t>, asegurando la integridad de la persistencia de datos. Asimismo, la comunicación asíncrona entre el cliente (</w:t>
-      </w:r>
-      <w:proofErr w:type="spellStart"/>
-      <w:r>
-        <w:rPr>
-          <w:rFonts w:ascii="Arial" w:hAnsi="Arial" w:cs="Arial"/>
-          <w:lang w:val="es-VE"/>
-        </w:rPr>
-        <w:t>React</w:t>
-      </w:r>
-      <w:proofErr w:type="spellEnd"/>
-      <w:r>
-        <w:rPr>
-          <w:rFonts w:ascii="Arial" w:hAnsi="Arial" w:cs="Arial"/>
-          <w:lang w:val="es-VE"/>
-        </w:rPr>
-        <w:t>) y el servidor (Node.js) se mantiene libre de latencias críticas, proporcionando una interfaz de usuario que garantiza una experiencia coherente y fluida. La resolución proactiva de los fallos identificados durante la auditoría ha elevado el estándar de calidad del software, alcanzando niveles óptimos de fiabilidad técnica y seguridad operativa.</w:t>
+        <w:t>, asegurando la integridad de la persistencia de datos. Asimismo, la comunicación asíncrona entre el cliente (React) y el servidor (Node.js) se mantiene libre de latencias críticas, proporcionando una interfaz de usuario que garantiza una experiencia coherente y fluida. La resolución proactiva de los fallos identificados durante la auditoría ha elevado el estándar de calidad del software, alcanzando niveles óptimos de fiabilidad técnica y seguridad operativa.</w:t>
       </w:r>
     </w:p>
     <w:p>
@@ -11059,9 +10762,15 @@
           <w:bCs/>
           <w:lang w:val="es-VE"/>
         </w:rPr>
-        <w:t xml:space="preserve">Implementación de </w:t>
-      </w:r>
-      <w:proofErr w:type="spellStart"/>
+        <w:t>Implementación de Tests Automatizados:</w:t>
+      </w:r>
+      <w:r>
+        <w:rPr>
+          <w:rFonts w:ascii="Arial" w:hAnsi="Arial" w:cs="Arial"/>
+          <w:lang w:val="es-VE"/>
+        </w:rPr>
+        <w:t xml:space="preserve"> Desarrollar e integrar una suite de pruebas unitarias y de integración utilizando </w:t>
+      </w:r>
       <w:r>
         <w:rPr>
           <w:rFonts w:ascii="Arial" w:hAnsi="Arial" w:cs="Arial"/>
@@ -11069,9 +10778,15 @@
           <w:bCs/>
           <w:lang w:val="es-VE"/>
         </w:rPr>
-        <w:t>Tests</w:t>
-      </w:r>
-      <w:proofErr w:type="spellEnd"/>
+        <w:t>Jest</w:t>
+      </w:r>
+      <w:r>
+        <w:rPr>
+          <w:rFonts w:ascii="Arial" w:hAnsi="Arial" w:cs="Arial"/>
+          <w:lang w:val="es-VE"/>
+        </w:rPr>
+        <w:t xml:space="preserve"> (para la lógica de Node.js y componentes de React), junto con pruebas de extremo a extremo (E2E) mediante </w:t>
+      </w:r>
       <w:r>
         <w:rPr>
           <w:rFonts w:ascii="Arial" w:hAnsi="Arial" w:cs="Arial"/>
@@ -11079,16 +10794,15 @@
           <w:bCs/>
           <w:lang w:val="es-VE"/>
         </w:rPr>
-        <w:t xml:space="preserve"> Automatizados:</w:t>
+        <w:t>Cypress</w:t>
       </w:r>
       <w:r>
         <w:rPr>
           <w:rFonts w:ascii="Arial" w:hAnsi="Arial" w:cs="Arial"/>
           <w:lang w:val="es-VE"/>
         </w:rPr>
-        <w:t xml:space="preserve"> Desarrollar e integrar una suite de pruebas unitarias y de integración utilizando </w:t>
-      </w:r>
-      <w:proofErr w:type="spellStart"/>
+        <w:t xml:space="preserve"> o </w:t>
+      </w:r>
       <w:r>
         <w:rPr>
           <w:rFonts w:ascii="Arial" w:hAnsi="Arial" w:cs="Arial"/>
@@ -11096,61 +10810,8 @@
           <w:bCs/>
           <w:lang w:val="es-VE"/>
         </w:rPr>
-        <w:t>Jest</w:t>
-      </w:r>
-      <w:proofErr w:type="spellEnd"/>
-      <w:r>
-        <w:rPr>
-          <w:rFonts w:ascii="Arial" w:hAnsi="Arial" w:cs="Arial"/>
-          <w:lang w:val="es-VE"/>
-        </w:rPr>
-        <w:t xml:space="preserve"> (para la lógica de Node.js y componentes de </w:t>
-      </w:r>
-      <w:proofErr w:type="spellStart"/>
-      <w:r>
-        <w:rPr>
-          <w:rFonts w:ascii="Arial" w:hAnsi="Arial" w:cs="Arial"/>
-          <w:lang w:val="es-VE"/>
-        </w:rPr>
-        <w:t>React</w:t>
-      </w:r>
-      <w:proofErr w:type="spellEnd"/>
-      <w:r>
-        <w:rPr>
-          <w:rFonts w:ascii="Arial" w:hAnsi="Arial" w:cs="Arial"/>
-          <w:lang w:val="es-VE"/>
-        </w:rPr>
-        <w:t xml:space="preserve">), junto con pruebas de extremo a extremo (E2E) mediante </w:t>
-      </w:r>
-      <w:proofErr w:type="spellStart"/>
-      <w:r>
-        <w:rPr>
-          <w:rFonts w:ascii="Arial" w:hAnsi="Arial" w:cs="Arial"/>
-          <w:b/>
-          <w:bCs/>
-          <w:lang w:val="es-VE"/>
-        </w:rPr>
-        <w:t>Cypress</w:t>
-      </w:r>
-      <w:proofErr w:type="spellEnd"/>
-      <w:r>
-        <w:rPr>
-          <w:rFonts w:ascii="Arial" w:hAnsi="Arial" w:cs="Arial"/>
-          <w:lang w:val="es-VE"/>
-        </w:rPr>
-        <w:t xml:space="preserve"> o </w:t>
-      </w:r>
-      <w:proofErr w:type="spellStart"/>
-      <w:r>
-        <w:rPr>
-          <w:rFonts w:ascii="Arial" w:hAnsi="Arial" w:cs="Arial"/>
-          <w:b/>
-          <w:bCs/>
-          <w:lang w:val="es-VE"/>
-        </w:rPr>
         <w:t>Playwright</w:t>
       </w:r>
-      <w:proofErr w:type="spellEnd"/>
       <w:r>
         <w:rPr>
           <w:rFonts w:ascii="Arial" w:hAnsi="Arial" w:cs="Arial"/>
@@ -11173,7 +10834,6 @@
           <w:lang w:val="es-VE"/>
         </w:rPr>
       </w:pPr>
-      <w:proofErr w:type="spellStart"/>
       <w:r>
         <w:rPr>
           <w:rFonts w:ascii="Arial" w:hAnsi="Arial" w:cs="Arial"/>
@@ -11181,64 +10841,14 @@
           <w:bCs/>
           <w:lang w:val="es-VE"/>
         </w:rPr>
-        <w:t>Modularización</w:t>
-      </w:r>
-      <w:proofErr w:type="spellEnd"/>
-      <w:r>
-        <w:rPr>
-          <w:rFonts w:ascii="Arial" w:hAnsi="Arial" w:cs="Arial"/>
-          <w:b/>
-          <w:bCs/>
+        <w:t>Modularización y Refactorización de Código:</w:t>
+      </w:r>
+      <w:r>
+        <w:rPr>
+          <w:rFonts w:ascii="Arial" w:hAnsi="Arial" w:cs="Arial"/>
           <w:lang w:val="es-VE"/>
         </w:rPr>
-        <w:t xml:space="preserve"> y Refactorización de Código:</w:t>
-      </w:r>
-      <w:r>
-        <w:rPr>
-          <w:rFonts w:ascii="Arial" w:hAnsi="Arial" w:cs="Arial"/>
-          <w:lang w:val="es-VE"/>
-        </w:rPr>
-        <w:t xml:space="preserve"> Continuar con la refactorización de los componentes de JavaScript/</w:t>
-      </w:r>
-      <w:proofErr w:type="spellStart"/>
-      <w:r>
-        <w:rPr>
-          <w:rFonts w:ascii="Arial" w:hAnsi="Arial" w:cs="Arial"/>
-          <w:lang w:val="es-VE"/>
-        </w:rPr>
-        <w:t>React</w:t>
-      </w:r>
-      <w:proofErr w:type="spellEnd"/>
-      <w:r>
-        <w:rPr>
-          <w:rFonts w:ascii="Arial" w:hAnsi="Arial" w:cs="Arial"/>
-          <w:lang w:val="es-VE"/>
-        </w:rPr>
-        <w:t xml:space="preserve"> bajo principios de diseño limpio (</w:t>
-      </w:r>
-      <w:proofErr w:type="spellStart"/>
-      <w:r>
-        <w:rPr>
-          <w:rFonts w:ascii="Arial" w:hAnsi="Arial" w:cs="Arial"/>
-          <w:lang w:val="es-VE"/>
-        </w:rPr>
-        <w:t>Clean</w:t>
-      </w:r>
-      <w:proofErr w:type="spellEnd"/>
-      <w:r>
-        <w:rPr>
-          <w:rFonts w:ascii="Arial" w:hAnsi="Arial" w:cs="Arial"/>
-          <w:lang w:val="es-VE"/>
-        </w:rPr>
-        <w:t xml:space="preserve"> Code). Esto facilitará el mantenimiento, evitará la duplicidad de funciones y permitirá una arquitectura más modular y fácil de </w:t>
-      </w:r>
-      <w:r>
-        <w:rPr>
-          <w:rFonts w:ascii="Arial" w:hAnsi="Arial" w:cs="Arial"/>
-          <w:lang w:val="es-VE"/>
-        </w:rPr>
-        <w:lastRenderedPageBreak/>
-        <w:t>escalar.</w:t>
+        <w:t xml:space="preserve"> Continuar con la refactorización de los componentes de JavaScript/React bajo principios de diseño limpio (Clean Code). Esto facilitará el mantenimiento, evitará la duplicidad de funciones y permitirá una arquitectura más modular y fácil de escalar.</w:t>
       </w:r>
     </w:p>
     <w:p>
@@ -11278,7 +10888,6 @@
         </w:rPr>
         <w:t xml:space="preserve"> Mantener un registro riguroso de cambios (</w:t>
       </w:r>
-      <w:proofErr w:type="spellStart"/>
       <w:r>
         <w:rPr>
           <w:rFonts w:ascii="Arial" w:hAnsi="Arial" w:cs="Arial"/>
@@ -11288,7 +10897,6 @@
         </w:rPr>
         <w:t>Changelog</w:t>
       </w:r>
-      <w:proofErr w:type="spellEnd"/>
       <w:r>
         <w:rPr>
           <w:rFonts w:ascii="Arial" w:hAnsi="Arial" w:cs="Arial"/>
@@ -11296,7 +10904,6 @@
         </w:rPr>
         <w:t xml:space="preserve">) y documentar formalmente los </w:t>
       </w:r>
-      <w:proofErr w:type="spellStart"/>
       <w:r>
         <w:rPr>
           <w:rFonts w:ascii="Arial" w:hAnsi="Arial" w:cs="Arial"/>
@@ -11306,7 +10913,6 @@
         </w:rPr>
         <w:t>endpoints</w:t>
       </w:r>
-      <w:proofErr w:type="spellEnd"/>
       <w:r>
         <w:rPr>
           <w:rFonts w:ascii="Arial" w:hAnsi="Arial" w:cs="Arial"/>
@@ -11314,7 +10920,6 @@
         </w:rPr>
         <w:t xml:space="preserve"> de la API (utilizando herramientas como </w:t>
       </w:r>
-      <w:proofErr w:type="spellStart"/>
       <w:r>
         <w:rPr>
           <w:rFonts w:ascii="Arial" w:hAnsi="Arial" w:cs="Arial"/>
@@ -11324,7 +10929,6 @@
         </w:rPr>
         <w:t>Swagger</w:t>
       </w:r>
-      <w:proofErr w:type="spellEnd"/>
       <w:r>
         <w:rPr>
           <w:rFonts w:ascii="Arial" w:hAnsi="Arial" w:cs="Arial"/>
@@ -11360,7 +10964,7 @@
 </file>
 
 <file path=word/endnotes.xml><?xml version="1.0" encoding="utf-8"?>
-<w:endnotes xmlns:wpc="http://schemas.microsoft.com/office/word/2010/wordprocessingCanvas" xmlns:cx="http://schemas.microsoft.com/office/drawing/2014/chartex" xmlns:cx1="http://schemas.microsoft.com/office/drawing/2015/9/8/chartex" xmlns:cx2="http://schemas.microsoft.com/office/drawing/2015/10/21/chartex" xmlns:cx3="http://schemas.microsoft.com/office/drawing/2016/5/9/chartex" xmlns:cx4="http://schemas.microsoft.com/office/drawing/2016/5/10/chartex" xmlns:cx5="http://schemas.microsoft.com/office/drawing/2016/5/11/chartex" xmlns:cx6="http://schemas.microsoft.com/office/drawing/2016/5/12/chartex" xmlns:cx7="http://schemas.microsoft.com/office/drawing/2016/5/13/chartex" xmlns:cx8="http://schemas.microsoft.com/office/drawing/2016/5/14/chartex" xmlns:mc="http://schemas.openxmlformats.org/markup-compatibility/2006" xmlns:aink="http://schemas.microsoft.com/office/drawing/2016/ink" xmlns:am3d="http://schemas.microsoft.com/office/drawing/2017/model3d" xmlns:o="urn:schemas-microsoft-com:office:office" xmlns:oel="http://schemas.microsoft.com/office/2019/extlst" xmlns:r="http://schemas.openxmlformats.org/officeDocument/2006/relationships" xmlns:m="http://schemas.openxmlformats.org/officeDocument/2006/math" xmlns:v="urn:schemas-microsoft-com:vml" xmlns:wp14="http://schemas.microsoft.com/office/word/2010/wordprocessingDrawing" xmlns:wp="http://schemas.openxmlformats.org/drawingml/2006/wordprocessingDrawing" xmlns:w10="urn:schemas-microsoft-com:office:word" xmlns:w="http://schemas.openxmlformats.org/wordprocessingml/2006/main" xmlns:w14="http://schemas.microsoft.com/office/word/2010/wordml" xmlns:w15="http://schemas.microsoft.com/office/word/2012/wordml" xmlns:w16cex="http://schemas.microsoft.com/office/word/2018/wordml/cex" xmlns:w16cid="http://schemas.microsoft.com/office/word/2016/wordml/cid" xmlns:w16="http://schemas.microsoft.com/office/word/2018/wordml" xmlns:w16sdtdh="http://schemas.microsoft.com/office/word/2020/wordml/sdtdatahash" xmlns:w16se="http://schemas.microsoft.com/office/word/2015/wordml/symex" xmlns:wpg="http://schemas.microsoft.com/office/word/2010/wordprocessingGroup" xmlns:wpi="http://schemas.microsoft.com/office/word/2010/wordprocessingInk" xmlns:wne="http://schemas.microsoft.com/office/word/2006/wordml" xmlns:wps="http://schemas.microsoft.com/office/word/2010/wordprocessingShape" mc:Ignorable="w14 w15 w16se w16cid w16 w16cex w16sdtdh wp14">
+<w:endnotes xmlns:wpc="http://schemas.microsoft.com/office/word/2010/wordprocessingCanvas" xmlns:cx="http://schemas.microsoft.com/office/drawing/2014/chartex" xmlns:cx1="http://schemas.microsoft.com/office/drawing/2015/9/8/chartex" xmlns:cx2="http://schemas.microsoft.com/office/drawing/2015/10/21/chartex" xmlns:cx3="http://schemas.microsoft.com/office/drawing/2016/5/9/chartex" xmlns:cx4="http://schemas.microsoft.com/office/drawing/2016/5/10/chartex" xmlns:cx5="http://schemas.microsoft.com/office/drawing/2016/5/11/chartex" xmlns:cx6="http://schemas.microsoft.com/office/drawing/2016/5/12/chartex" xmlns:cx7="http://schemas.microsoft.com/office/drawing/2016/5/13/chartex" xmlns:cx8="http://schemas.microsoft.com/office/drawing/2016/5/14/chartex" xmlns:mc="http://schemas.openxmlformats.org/markup-compatibility/2006" xmlns:aink="http://schemas.microsoft.com/office/drawing/2016/ink" xmlns:am3d="http://schemas.microsoft.com/office/drawing/2017/model3d" xmlns:o="urn:schemas-microsoft-com:office:office" xmlns:oel="http://schemas.microsoft.com/office/2019/extlst" xmlns:r="http://schemas.openxmlformats.org/officeDocument/2006/relationships" xmlns:m="http://schemas.openxmlformats.org/officeDocument/2006/math" xmlns:v="urn:schemas-microsoft-com:vml" xmlns:wp14="http://schemas.microsoft.com/office/word/2010/wordprocessingDrawing" xmlns:wp="http://schemas.openxmlformats.org/drawingml/2006/wordprocessingDrawing" xmlns:w10="urn:schemas-microsoft-com:office:word" xmlns:w="http://schemas.openxmlformats.org/wordprocessingml/2006/main" xmlns:w14="http://schemas.microsoft.com/office/word/2010/wordml" xmlns:w15="http://schemas.microsoft.com/office/word/2012/wordml" xmlns:w16cex="http://schemas.microsoft.com/office/word/2018/wordml/cex" xmlns:w16cid="http://schemas.microsoft.com/office/word/2016/wordml/cid" xmlns:w16="http://schemas.microsoft.com/office/word/2018/wordml" xmlns:w16du="http://schemas.microsoft.com/office/word/2023/wordml/word16du" xmlns:w16sdtdh="http://schemas.microsoft.com/office/word/2020/wordml/sdtdatahash" xmlns:w16sdtfl="http://schemas.microsoft.com/office/word/2024/wordml/sdtformatlock" xmlns:w16se="http://schemas.microsoft.com/office/word/2015/wordml/symex" xmlns:wpg="http://schemas.microsoft.com/office/word/2010/wordprocessingGroup" xmlns:wpi="http://schemas.microsoft.com/office/word/2010/wordprocessingInk" xmlns:wne="http://schemas.microsoft.com/office/word/2006/wordml" xmlns:wps="http://schemas.microsoft.com/office/word/2010/wordprocessingShape" mc:Ignorable="w14 w15 w16se w16cid w16 w16cex w16sdtdh w16sdtfl w16du wp14">
   <w:endnote w:type="separator" w:id="-1">
     <w:p>
       <w:r>
@@ -11379,7 +10983,7 @@
 </file>
 
 <file path=word/footer1.xml><?xml version="1.0" encoding="utf-8"?>
-<w:ftr xmlns:wpc="http://schemas.microsoft.com/office/word/2010/wordprocessingCanvas" xmlns:cx="http://schemas.microsoft.com/office/drawing/2014/chartex" xmlns:cx1="http://schemas.microsoft.com/office/drawing/2015/9/8/chartex" xmlns:cx2="http://schemas.microsoft.com/office/drawing/2015/10/21/chartex" xmlns:cx3="http://schemas.microsoft.com/office/drawing/2016/5/9/chartex" xmlns:cx4="http://schemas.microsoft.com/office/drawing/2016/5/10/chartex" xmlns:cx5="http://schemas.microsoft.com/office/drawing/2016/5/11/chartex" xmlns:cx6="http://schemas.microsoft.com/office/drawing/2016/5/12/chartex" xmlns:cx7="http://schemas.microsoft.com/office/drawing/2016/5/13/chartex" xmlns:cx8="http://schemas.microsoft.com/office/drawing/2016/5/14/chartex" xmlns:mc="http://schemas.openxmlformats.org/markup-compatibility/2006" xmlns:aink="http://schemas.microsoft.com/office/drawing/2016/ink" xmlns:am3d="http://schemas.microsoft.com/office/drawing/2017/model3d" xmlns:o="urn:schemas-microsoft-com:office:office" xmlns:oel="http://schemas.microsoft.com/office/2019/extlst" xmlns:r="http://schemas.openxmlformats.org/officeDocument/2006/relationships" xmlns:m="http://schemas.openxmlformats.org/officeDocument/2006/math" xmlns:v="urn:schemas-microsoft-com:vml" xmlns:wp14="http://schemas.microsoft.com/office/word/2010/wordprocessingDrawing" xmlns:wp="http://schemas.openxmlformats.org/drawingml/2006/wordprocessingDrawing" xmlns:w10="urn:schemas-microsoft-com:office:word" xmlns:w="http://schemas.openxmlformats.org/wordprocessingml/2006/main" xmlns:w14="http://schemas.microsoft.com/office/word/2010/wordml" xmlns:w15="http://schemas.microsoft.com/office/word/2012/wordml" xmlns:w16cex="http://schemas.microsoft.com/office/word/2018/wordml/cex" xmlns:w16cid="http://schemas.microsoft.com/office/word/2016/wordml/cid" xmlns:w16="http://schemas.microsoft.com/office/word/2018/wordml" xmlns:w16sdtdh="http://schemas.microsoft.com/office/word/2020/wordml/sdtdatahash" xmlns:w16se="http://schemas.microsoft.com/office/word/2015/wordml/symex" xmlns:wpg="http://schemas.microsoft.com/office/word/2010/wordprocessingGroup" xmlns:wpi="http://schemas.microsoft.com/office/word/2010/wordprocessingInk" xmlns:wne="http://schemas.microsoft.com/office/word/2006/wordml" xmlns:wps="http://schemas.microsoft.com/office/word/2010/wordprocessingShape" mc:Ignorable="w14 w15 w16se w16cid w16 w16cex w16sdtdh wp14">
+<w:ftr xmlns:wpc="http://schemas.microsoft.com/office/word/2010/wordprocessingCanvas" xmlns:cx="http://schemas.microsoft.com/office/drawing/2014/chartex" xmlns:cx1="http://schemas.microsoft.com/office/drawing/2015/9/8/chartex" xmlns:cx2="http://schemas.microsoft.com/office/drawing/2015/10/21/chartex" xmlns:cx3="http://schemas.microsoft.com/office/drawing/2016/5/9/chartex" xmlns:cx4="http://schemas.microsoft.com/office/drawing/2016/5/10/chartex" xmlns:cx5="http://schemas.microsoft.com/office/drawing/2016/5/11/chartex" xmlns:cx6="http://schemas.microsoft.com/office/drawing/2016/5/12/chartex" xmlns:cx7="http://schemas.microsoft.com/office/drawing/2016/5/13/chartex" xmlns:cx8="http://schemas.microsoft.com/office/drawing/2016/5/14/chartex" xmlns:mc="http://schemas.openxmlformats.org/markup-compatibility/2006" xmlns:aink="http://schemas.microsoft.com/office/drawing/2016/ink" xmlns:am3d="http://schemas.microsoft.com/office/drawing/2017/model3d" xmlns:o="urn:schemas-microsoft-com:office:office" xmlns:oel="http://schemas.microsoft.com/office/2019/extlst" xmlns:r="http://schemas.openxmlformats.org/officeDocument/2006/relationships" xmlns:m="http://schemas.openxmlformats.org/officeDocument/2006/math" xmlns:v="urn:schemas-microsoft-com:vml" xmlns:wp14="http://schemas.microsoft.com/office/word/2010/wordprocessingDrawing" xmlns:wp="http://schemas.openxmlformats.org/drawingml/2006/wordprocessingDrawing" xmlns:w10="urn:schemas-microsoft-com:office:word" xmlns:w="http://schemas.openxmlformats.org/wordprocessingml/2006/main" xmlns:w14="http://schemas.microsoft.com/office/word/2010/wordml" xmlns:w15="http://schemas.microsoft.com/office/word/2012/wordml" xmlns:w16cex="http://schemas.microsoft.com/office/word/2018/wordml/cex" xmlns:w16cid="http://schemas.microsoft.com/office/word/2016/wordml/cid" xmlns:w16="http://schemas.microsoft.com/office/word/2018/wordml" xmlns:w16du="http://schemas.microsoft.com/office/word/2023/wordml/word16du" xmlns:w16sdtdh="http://schemas.microsoft.com/office/word/2020/wordml/sdtdatahash" xmlns:w16sdtfl="http://schemas.microsoft.com/office/word/2024/wordml/sdtformatlock" xmlns:w16se="http://schemas.microsoft.com/office/word/2015/wordml/symex" xmlns:wpg="http://schemas.microsoft.com/office/word/2010/wordprocessingGroup" xmlns:wpi="http://schemas.microsoft.com/office/word/2010/wordprocessingInk" xmlns:wne="http://schemas.microsoft.com/office/word/2006/wordml" xmlns:wps="http://schemas.microsoft.com/office/word/2010/wordprocessingShape" mc:Ignorable="w14 w15 w16se w16cid w16 w16cex w16sdtdh w16sdtfl w16du wp14">
   <w:p>
     <w:pPr>
       <w:pStyle w:val="Piedepgina"/>
@@ -11389,7 +10993,7 @@
 </file>
 
 <file path=word/footnotes.xml><?xml version="1.0" encoding="utf-8"?>
-<w:footnotes xmlns:wpc="http://schemas.microsoft.com/office/word/2010/wordprocessingCanvas" xmlns:cx="http://schemas.microsoft.com/office/drawing/2014/chartex" xmlns:cx1="http://schemas.microsoft.com/office/drawing/2015/9/8/chartex" xmlns:cx2="http://schemas.microsoft.com/office/drawing/2015/10/21/chartex" xmlns:cx3="http://schemas.microsoft.com/office/drawing/2016/5/9/chartex" xmlns:cx4="http://schemas.microsoft.com/office/drawing/2016/5/10/chartex" xmlns:cx5="http://schemas.microsoft.com/office/drawing/2016/5/11/chartex" xmlns:cx6="http://schemas.microsoft.com/office/drawing/2016/5/12/chartex" xmlns:cx7="http://schemas.microsoft.com/office/drawing/2016/5/13/chartex" xmlns:cx8="http://schemas.microsoft.com/office/drawing/2016/5/14/chartex" xmlns:mc="http://schemas.openxmlformats.org/markup-compatibility/2006" xmlns:aink="http://schemas.microsoft.com/office/drawing/2016/ink" xmlns:am3d="http://schemas.microsoft.com/office/drawing/2017/model3d" xmlns:o="urn:schemas-microsoft-com:office:office" xmlns:oel="http://schemas.microsoft.com/office/2019/extlst" xmlns:r="http://schemas.openxmlformats.org/officeDocument/2006/relationships" xmlns:m="http://schemas.openxmlformats.org/officeDocument/2006/math" xmlns:v="urn:schemas-microsoft-com:vml" xmlns:wp14="http://schemas.microsoft.com/office/word/2010/wordprocessingDrawing" xmlns:wp="http://schemas.openxmlformats.org/drawingml/2006/wordprocessingDrawing" xmlns:w10="urn:schemas-microsoft-com:office:word" xmlns:w="http://schemas.openxmlformats.org/wordprocessingml/2006/main" xmlns:w14="http://schemas.microsoft.com/office/word/2010/wordml" xmlns:w15="http://schemas.microsoft.com/office/word/2012/wordml" xmlns:w16cex="http://schemas.microsoft.com/office/word/2018/wordml/cex" xmlns:w16cid="http://schemas.microsoft.com/office/word/2016/wordml/cid" xmlns:w16="http://schemas.microsoft.com/office/word/2018/wordml" xmlns:w16sdtdh="http://schemas.microsoft.com/office/word/2020/wordml/sdtdatahash" xmlns:w16se="http://schemas.microsoft.com/office/word/2015/wordml/symex" xmlns:wpg="http://schemas.microsoft.com/office/word/2010/wordprocessingGroup" xmlns:wpi="http://schemas.microsoft.com/office/word/2010/wordprocessingInk" xmlns:wne="http://schemas.microsoft.com/office/word/2006/wordml" xmlns:wps="http://schemas.microsoft.com/office/word/2010/wordprocessingShape" mc:Ignorable="w14 w15 w16se w16cid w16 w16cex w16sdtdh wp14">
+<w:footnotes xmlns:wpc="http://schemas.microsoft.com/office/word/2010/wordprocessingCanvas" xmlns:cx="http://schemas.microsoft.com/office/drawing/2014/chartex" xmlns:cx1="http://schemas.microsoft.com/office/drawing/2015/9/8/chartex" xmlns:cx2="http://schemas.microsoft.com/office/drawing/2015/10/21/chartex" xmlns:cx3="http://schemas.microsoft.com/office/drawing/2016/5/9/chartex" xmlns:cx4="http://schemas.microsoft.com/office/drawing/2016/5/10/chartex" xmlns:cx5="http://schemas.microsoft.com/office/drawing/2016/5/11/chartex" xmlns:cx6="http://schemas.microsoft.com/office/drawing/2016/5/12/chartex" xmlns:cx7="http://schemas.microsoft.com/office/drawing/2016/5/13/chartex" xmlns:cx8="http://schemas.microsoft.com/office/drawing/2016/5/14/chartex" xmlns:mc="http://schemas.openxmlformats.org/markup-compatibility/2006" xmlns:aink="http://schemas.microsoft.com/office/drawing/2016/ink" xmlns:am3d="http://schemas.microsoft.com/office/drawing/2017/model3d" xmlns:o="urn:schemas-microsoft-com:office:office" xmlns:oel="http://schemas.microsoft.com/office/2019/extlst" xmlns:r="http://schemas.openxmlformats.org/officeDocument/2006/relationships" xmlns:m="http://schemas.openxmlformats.org/officeDocument/2006/math" xmlns:v="urn:schemas-microsoft-com:vml" xmlns:wp14="http://schemas.microsoft.com/office/word/2010/wordprocessingDrawing" xmlns:wp="http://schemas.openxmlformats.org/drawingml/2006/wordprocessingDrawing" xmlns:w10="urn:schemas-microsoft-com:office:word" xmlns:w="http://schemas.openxmlformats.org/wordprocessingml/2006/main" xmlns:w14="http://schemas.microsoft.com/office/word/2010/wordml" xmlns:w15="http://schemas.microsoft.com/office/word/2012/wordml" xmlns:w16cex="http://schemas.microsoft.com/office/word/2018/wordml/cex" xmlns:w16cid="http://schemas.microsoft.com/office/word/2016/wordml/cid" xmlns:w16="http://schemas.microsoft.com/office/word/2018/wordml" xmlns:w16du="http://schemas.microsoft.com/office/word/2023/wordml/word16du" xmlns:w16sdtdh="http://schemas.microsoft.com/office/word/2020/wordml/sdtdatahash" xmlns:w16sdtfl="http://schemas.microsoft.com/office/word/2024/wordml/sdtformatlock" xmlns:w16se="http://schemas.microsoft.com/office/word/2015/wordml/symex" xmlns:wpg="http://schemas.microsoft.com/office/word/2010/wordprocessingGroup" xmlns:wpi="http://schemas.microsoft.com/office/word/2010/wordprocessingInk" xmlns:wne="http://schemas.microsoft.com/office/word/2006/wordml" xmlns:wps="http://schemas.microsoft.com/office/word/2010/wordprocessingShape" mc:Ignorable="w14 w15 w16se w16cid w16 w16cex w16sdtdh w16sdtfl w16du wp14">
   <w:footnote w:type="separator" w:id="-1">
     <w:p>
       <w:r>
@@ -11408,7 +11012,7 @@
 </file>
 
 <file path=word/numbering.xml><?xml version="1.0" encoding="utf-8"?>
-<w:numbering xmlns:wpc="http://schemas.microsoft.com/office/word/2010/wordprocessingCanvas" xmlns:cx="http://schemas.microsoft.com/office/drawing/2014/chartex" xmlns:cx1="http://schemas.microsoft.com/office/drawing/2015/9/8/chartex" xmlns:cx2="http://schemas.microsoft.com/office/drawing/2015/10/21/chartex" xmlns:cx3="http://schemas.microsoft.com/office/drawing/2016/5/9/chartex" xmlns:cx4="http://schemas.microsoft.com/office/drawing/2016/5/10/chartex" xmlns:cx5="http://schemas.microsoft.com/office/drawing/2016/5/11/chartex" xmlns:cx6="http://schemas.microsoft.com/office/drawing/2016/5/12/chartex" xmlns:cx7="http://schemas.microsoft.com/office/drawing/2016/5/13/chartex" xmlns:cx8="http://schemas.microsoft.com/office/drawing/2016/5/14/chartex" xmlns:mc="http://schemas.openxmlformats.org/markup-compatibility/2006" xmlns:aink="http://schemas.microsoft.com/office/drawing/2016/ink" xmlns:am3d="http://schemas.microsoft.com/office/drawing/2017/model3d" xmlns:o="urn:schemas-microsoft-com:office:office" xmlns:oel="http://schemas.microsoft.com/office/2019/extlst" xmlns:r="http://schemas.openxmlformats.org/officeDocument/2006/relationships" xmlns:m="http://schemas.openxmlformats.org/officeDocument/2006/math" xmlns:v="urn:schemas-microsoft-com:vml" xmlns:wp14="http://schemas.microsoft.com/office/word/2010/wordprocessingDrawing" xmlns:wp="http://schemas.openxmlformats.org/drawingml/2006/wordprocessingDrawing" xmlns:w10="urn:schemas-microsoft-com:office:word" xmlns:w="http://schemas.openxmlformats.org/wordprocessingml/2006/main" xmlns:w14="http://schemas.microsoft.com/office/word/2010/wordml" xmlns:w15="http://schemas.microsoft.com/office/word/2012/wordml" xmlns:w16cex="http://schemas.microsoft.com/office/word/2018/wordml/cex" xmlns:w16cid="http://schemas.microsoft.com/office/word/2016/wordml/cid" xmlns:w16="http://schemas.microsoft.com/office/word/2018/wordml" xmlns:w16sdtdh="http://schemas.microsoft.com/office/word/2020/wordml/sdtdatahash" xmlns:w16se="http://schemas.microsoft.com/office/word/2015/wordml/symex" xmlns:wpg="http://schemas.microsoft.com/office/word/2010/wordprocessingGroup" xmlns:wpi="http://schemas.microsoft.com/office/word/2010/wordprocessingInk" xmlns:wne="http://schemas.microsoft.com/office/word/2006/wordml" xmlns:wps="http://schemas.microsoft.com/office/word/2010/wordprocessingShape" mc:Ignorable="w14 w15 w16se w16cid w16 w16cex w16sdtdh wp14">
+<w:numbering xmlns:wpc="http://schemas.microsoft.com/office/word/2010/wordprocessingCanvas" xmlns:cx="http://schemas.microsoft.com/office/drawing/2014/chartex" xmlns:cx1="http://schemas.microsoft.com/office/drawing/2015/9/8/chartex" xmlns:cx2="http://schemas.microsoft.com/office/drawing/2015/10/21/chartex" xmlns:cx3="http://schemas.microsoft.com/office/drawing/2016/5/9/chartex" xmlns:cx4="http://schemas.microsoft.com/office/drawing/2016/5/10/chartex" xmlns:cx5="http://schemas.microsoft.com/office/drawing/2016/5/11/chartex" xmlns:cx6="http://schemas.microsoft.com/office/drawing/2016/5/12/chartex" xmlns:cx7="http://schemas.microsoft.com/office/drawing/2016/5/13/chartex" xmlns:cx8="http://schemas.microsoft.com/office/drawing/2016/5/14/chartex" xmlns:mc="http://schemas.openxmlformats.org/markup-compatibility/2006" xmlns:aink="http://schemas.microsoft.com/office/drawing/2016/ink" xmlns:am3d="http://schemas.microsoft.com/office/drawing/2017/model3d" xmlns:o="urn:schemas-microsoft-com:office:office" xmlns:oel="http://schemas.microsoft.com/office/2019/extlst" xmlns:r="http://schemas.openxmlformats.org/officeDocument/2006/relationships" xmlns:m="http://schemas.openxmlformats.org/officeDocument/2006/math" xmlns:v="urn:schemas-microsoft-com:vml" xmlns:wp14="http://schemas.microsoft.com/office/word/2010/wordprocessingDrawing" xmlns:wp="http://schemas.openxmlformats.org/drawingml/2006/wordprocessingDrawing" xmlns:w10="urn:schemas-microsoft-com:office:word" xmlns:w="http://schemas.openxmlformats.org/wordprocessingml/2006/main" xmlns:w14="http://schemas.microsoft.com/office/word/2010/wordml" xmlns:w15="http://schemas.microsoft.com/office/word/2012/wordml" xmlns:w16cex="http://schemas.microsoft.com/office/word/2018/wordml/cex" xmlns:w16cid="http://schemas.microsoft.com/office/word/2016/wordml/cid" xmlns:w16="http://schemas.microsoft.com/office/word/2018/wordml" xmlns:w16du="http://schemas.microsoft.com/office/word/2023/wordml/word16du" xmlns:w16sdtdh="http://schemas.microsoft.com/office/word/2020/wordml/sdtdatahash" xmlns:w16sdtfl="http://schemas.microsoft.com/office/word/2024/wordml/sdtformatlock" xmlns:w16se="http://schemas.microsoft.com/office/word/2015/wordml/symex" xmlns:wpg="http://schemas.microsoft.com/office/word/2010/wordprocessingGroup" xmlns:wpi="http://schemas.microsoft.com/office/word/2010/wordprocessingInk" xmlns:wne="http://schemas.microsoft.com/office/word/2006/wordml" xmlns:wps="http://schemas.microsoft.com/office/word/2010/wordprocessingShape" mc:Ignorable="w14 w15 w16se w16cid w16 w16cex w16sdtdh w16sdtfl w16du wp14">
   <w:abstractNum w:abstractNumId="0" w15:restartNumberingAfterBreak="0">
     <w:nsid w:val="0C025352"/>
     <w:multiLevelType w:val="hybridMultilevel"/>
@@ -11531,6 +11135,155 @@
     </w:lvl>
   </w:abstractNum>
   <w:abstractNum w:abstractNumId="1" w15:restartNumberingAfterBreak="0">
+    <w:nsid w:val="18746113"/>
+    <w:multiLevelType w:val="multilevel"/>
+    <w:tmpl w:val="FFFFFFFF"/>
+    <w:lvl w:ilvl="0">
+      <w:start w:val="1"/>
+      <w:numFmt w:val="bullet"/>
+      <w:lvlText w:val=""/>
+      <w:lvlJc w:val="left"/>
+      <w:pPr>
+        <w:tabs>
+          <w:tab w:val="num" w:pos="720"/>
+        </w:tabs>
+        <w:ind w:left="720" w:hanging="360"/>
+      </w:pPr>
+      <w:rPr>
+        <w:rFonts w:ascii="Symbol" w:hAnsi="Symbol" w:hint="default"/>
+        <w:sz w:val="20"/>
+      </w:rPr>
+    </w:lvl>
+    <w:lvl w:ilvl="1" w:tentative="1">
+      <w:start w:val="1"/>
+      <w:numFmt w:val="bullet"/>
+      <w:lvlText w:val="o"/>
+      <w:lvlJc w:val="left"/>
+      <w:pPr>
+        <w:tabs>
+          <w:tab w:val="num" w:pos="1440"/>
+        </w:tabs>
+        <w:ind w:left="1440" w:hanging="360"/>
+      </w:pPr>
+      <w:rPr>
+        <w:rFonts w:ascii="Courier New" w:hAnsi="Courier New" w:hint="default"/>
+        <w:sz w:val="20"/>
+      </w:rPr>
+    </w:lvl>
+    <w:lvl w:ilvl="2" w:tentative="1">
+      <w:start w:val="1"/>
+      <w:numFmt w:val="bullet"/>
+      <w:lvlText w:val=""/>
+      <w:lvlJc w:val="left"/>
+      <w:pPr>
+        <w:tabs>
+          <w:tab w:val="num" w:pos="2160"/>
+        </w:tabs>
+        <w:ind w:left="2160" w:hanging="360"/>
+      </w:pPr>
+      <w:rPr>
+        <w:rFonts w:ascii="Wingdings" w:hAnsi="Wingdings" w:hint="default"/>
+        <w:sz w:val="20"/>
+      </w:rPr>
+    </w:lvl>
+    <w:lvl w:ilvl="3" w:tentative="1">
+      <w:start w:val="1"/>
+      <w:numFmt w:val="bullet"/>
+      <w:lvlText w:val=""/>
+      <w:lvlJc w:val="left"/>
+      <w:pPr>
+        <w:tabs>
+          <w:tab w:val="num" w:pos="2880"/>
+        </w:tabs>
+        <w:ind w:left="2880" w:hanging="360"/>
+      </w:pPr>
+      <w:rPr>
+        <w:rFonts w:ascii="Wingdings" w:hAnsi="Wingdings" w:hint="default"/>
+        <w:sz w:val="20"/>
+      </w:rPr>
+    </w:lvl>
+    <w:lvl w:ilvl="4" w:tentative="1">
+      <w:start w:val="1"/>
+      <w:numFmt w:val="bullet"/>
+      <w:lvlText w:val=""/>
+      <w:lvlJc w:val="left"/>
+      <w:pPr>
+        <w:tabs>
+          <w:tab w:val="num" w:pos="3600"/>
+        </w:tabs>
+        <w:ind w:left="3600" w:hanging="360"/>
+      </w:pPr>
+      <w:rPr>
+        <w:rFonts w:ascii="Wingdings" w:hAnsi="Wingdings" w:hint="default"/>
+        <w:sz w:val="20"/>
+      </w:rPr>
+    </w:lvl>
+    <w:lvl w:ilvl="5" w:tentative="1">
+      <w:start w:val="1"/>
+      <w:numFmt w:val="bullet"/>
+      <w:lvlText w:val=""/>
+      <w:lvlJc w:val="left"/>
+      <w:pPr>
+        <w:tabs>
+          <w:tab w:val="num" w:pos="4320"/>
+        </w:tabs>
+        <w:ind w:left="4320" w:hanging="360"/>
+      </w:pPr>
+      <w:rPr>
+        <w:rFonts w:ascii="Wingdings" w:hAnsi="Wingdings" w:hint="default"/>
+        <w:sz w:val="20"/>
+      </w:rPr>
+    </w:lvl>
+    <w:lvl w:ilvl="6" w:tentative="1">
+      <w:start w:val="1"/>
+      <w:numFmt w:val="bullet"/>
+      <w:lvlText w:val=""/>
+      <w:lvlJc w:val="left"/>
+      <w:pPr>
+        <w:tabs>
+          <w:tab w:val="num" w:pos="5040"/>
+        </w:tabs>
+        <w:ind w:left="5040" w:hanging="360"/>
+      </w:pPr>
+      <w:rPr>
+        <w:rFonts w:ascii="Wingdings" w:hAnsi="Wingdings" w:hint="default"/>
+        <w:sz w:val="20"/>
+      </w:rPr>
+    </w:lvl>
+    <w:lvl w:ilvl="7" w:tentative="1">
+      <w:start w:val="1"/>
+      <w:numFmt w:val="bullet"/>
+      <w:lvlText w:val=""/>
+      <w:lvlJc w:val="left"/>
+      <w:pPr>
+        <w:tabs>
+          <w:tab w:val="num" w:pos="5760"/>
+        </w:tabs>
+        <w:ind w:left="5760" w:hanging="360"/>
+      </w:pPr>
+      <w:rPr>
+        <w:rFonts w:ascii="Wingdings" w:hAnsi="Wingdings" w:hint="default"/>
+        <w:sz w:val="20"/>
+      </w:rPr>
+    </w:lvl>
+    <w:lvl w:ilvl="8" w:tentative="1">
+      <w:start w:val="1"/>
+      <w:numFmt w:val="bullet"/>
+      <w:lvlText w:val=""/>
+      <w:lvlJc w:val="left"/>
+      <w:pPr>
+        <w:tabs>
+          <w:tab w:val="num" w:pos="6480"/>
+        </w:tabs>
+        <w:ind w:left="6480" w:hanging="360"/>
+      </w:pPr>
+      <w:rPr>
+        <w:rFonts w:ascii="Wingdings" w:hAnsi="Wingdings" w:hint="default"/>
+        <w:sz w:val="20"/>
+      </w:rPr>
+    </w:lvl>
+  </w:abstractNum>
+  <w:abstractNum w:abstractNumId="2" w15:restartNumberingAfterBreak="0">
     <w:nsid w:val="26930DE1"/>
     <w:multiLevelType w:val="multilevel"/>
     <w:tmpl w:val="3BB04860"/>
@@ -11679,7 +11432,7 @@
       </w:rPr>
     </w:lvl>
   </w:abstractNum>
-  <w:abstractNum w:abstractNumId="2" w15:restartNumberingAfterBreak="0">
+  <w:abstractNum w:abstractNumId="3" w15:restartNumberingAfterBreak="0">
     <w:nsid w:val="31F94BC5"/>
     <w:multiLevelType w:val="hybridMultilevel"/>
     <w:tmpl w:val="9B22DF02"/>
@@ -11769,7 +11522,7 @@
       </w:pPr>
     </w:lvl>
   </w:abstractNum>
-  <w:abstractNum w:abstractNumId="3" w15:restartNumberingAfterBreak="0">
+  <w:abstractNum w:abstractNumId="4" w15:restartNumberingAfterBreak="0">
     <w:nsid w:val="4BFC42A9"/>
     <w:multiLevelType w:val="hybridMultilevel"/>
     <w:tmpl w:val="FD4AA8B4"/>
@@ -11890,7 +11643,156 @@
       </w:rPr>
     </w:lvl>
   </w:abstractNum>
-  <w:abstractNum w:abstractNumId="4" w15:restartNumberingAfterBreak="0">
+  <w:abstractNum w:abstractNumId="5" w15:restartNumberingAfterBreak="0">
+    <w:nsid w:val="521D648C"/>
+    <w:multiLevelType w:val="multilevel"/>
+    <w:tmpl w:val="FFFFFFFF"/>
+    <w:lvl w:ilvl="0">
+      <w:start w:val="1"/>
+      <w:numFmt w:val="bullet"/>
+      <w:lvlText w:val=""/>
+      <w:lvlJc w:val="left"/>
+      <w:pPr>
+        <w:tabs>
+          <w:tab w:val="num" w:pos="720"/>
+        </w:tabs>
+        <w:ind w:left="720" w:hanging="360"/>
+      </w:pPr>
+      <w:rPr>
+        <w:rFonts w:ascii="Symbol" w:hAnsi="Symbol" w:hint="default"/>
+        <w:sz w:val="20"/>
+      </w:rPr>
+    </w:lvl>
+    <w:lvl w:ilvl="1" w:tentative="1">
+      <w:start w:val="1"/>
+      <w:numFmt w:val="bullet"/>
+      <w:lvlText w:val="o"/>
+      <w:lvlJc w:val="left"/>
+      <w:pPr>
+        <w:tabs>
+          <w:tab w:val="num" w:pos="1440"/>
+        </w:tabs>
+        <w:ind w:left="1440" w:hanging="360"/>
+      </w:pPr>
+      <w:rPr>
+        <w:rFonts w:ascii="Courier New" w:hAnsi="Courier New" w:hint="default"/>
+        <w:sz w:val="20"/>
+      </w:rPr>
+    </w:lvl>
+    <w:lvl w:ilvl="2" w:tentative="1">
+      <w:start w:val="1"/>
+      <w:numFmt w:val="bullet"/>
+      <w:lvlText w:val=""/>
+      <w:lvlJc w:val="left"/>
+      <w:pPr>
+        <w:tabs>
+          <w:tab w:val="num" w:pos="2160"/>
+        </w:tabs>
+        <w:ind w:left="2160" w:hanging="360"/>
+      </w:pPr>
+      <w:rPr>
+        <w:rFonts w:ascii="Wingdings" w:hAnsi="Wingdings" w:hint="default"/>
+        <w:sz w:val="20"/>
+      </w:rPr>
+    </w:lvl>
+    <w:lvl w:ilvl="3" w:tentative="1">
+      <w:start w:val="1"/>
+      <w:numFmt w:val="bullet"/>
+      <w:lvlText w:val=""/>
+      <w:lvlJc w:val="left"/>
+      <w:pPr>
+        <w:tabs>
+          <w:tab w:val="num" w:pos="2880"/>
+        </w:tabs>
+        <w:ind w:left="2880" w:hanging="360"/>
+      </w:pPr>
+      <w:rPr>
+        <w:rFonts w:ascii="Wingdings" w:hAnsi="Wingdings" w:hint="default"/>
+        <w:sz w:val="20"/>
+      </w:rPr>
+    </w:lvl>
+    <w:lvl w:ilvl="4" w:tentative="1">
+      <w:start w:val="1"/>
+      <w:numFmt w:val="bullet"/>
+      <w:lvlText w:val=""/>
+      <w:lvlJc w:val="left"/>
+      <w:pPr>
+        <w:tabs>
+          <w:tab w:val="num" w:pos="3600"/>
+        </w:tabs>
+        <w:ind w:left="3600" w:hanging="360"/>
+      </w:pPr>
+      <w:rPr>
+        <w:rFonts w:ascii="Wingdings" w:hAnsi="Wingdings" w:hint="default"/>
+        <w:sz w:val="20"/>
+      </w:rPr>
+    </w:lvl>
+    <w:lvl w:ilvl="5" w:tentative="1">
+      <w:start w:val="1"/>
+      <w:numFmt w:val="bullet"/>
+      <w:lvlText w:val=""/>
+      <w:lvlJc w:val="left"/>
+      <w:pPr>
+        <w:tabs>
+          <w:tab w:val="num" w:pos="4320"/>
+        </w:tabs>
+        <w:ind w:left="4320" w:hanging="360"/>
+      </w:pPr>
+      <w:rPr>
+        <w:rFonts w:ascii="Wingdings" w:hAnsi="Wingdings" w:hint="default"/>
+        <w:sz w:val="20"/>
+      </w:rPr>
+    </w:lvl>
+    <w:lvl w:ilvl="6" w:tentative="1">
+      <w:start w:val="1"/>
+      <w:numFmt w:val="bullet"/>
+      <w:lvlText w:val=""/>
+      <w:lvlJc w:val="left"/>
+      <w:pPr>
+        <w:tabs>
+          <w:tab w:val="num" w:pos="5040"/>
+        </w:tabs>
+        <w:ind w:left="5040" w:hanging="360"/>
+      </w:pPr>
+      <w:rPr>
+        <w:rFonts w:ascii="Wingdings" w:hAnsi="Wingdings" w:hint="default"/>
+        <w:sz w:val="20"/>
+      </w:rPr>
+    </w:lvl>
+    <w:lvl w:ilvl="7" w:tentative="1">
+      <w:start w:val="1"/>
+      <w:numFmt w:val="bullet"/>
+      <w:lvlText w:val=""/>
+      <w:lvlJc w:val="left"/>
+      <w:pPr>
+        <w:tabs>
+          <w:tab w:val="num" w:pos="5760"/>
+        </w:tabs>
+        <w:ind w:left="5760" w:hanging="360"/>
+      </w:pPr>
+      <w:rPr>
+        <w:rFonts w:ascii="Wingdings" w:hAnsi="Wingdings" w:hint="default"/>
+        <w:sz w:val="20"/>
+      </w:rPr>
+    </w:lvl>
+    <w:lvl w:ilvl="8" w:tentative="1">
+      <w:start w:val="1"/>
+      <w:numFmt w:val="bullet"/>
+      <w:lvlText w:val=""/>
+      <w:lvlJc w:val="left"/>
+      <w:pPr>
+        <w:tabs>
+          <w:tab w:val="num" w:pos="6480"/>
+        </w:tabs>
+        <w:ind w:left="6480" w:hanging="360"/>
+      </w:pPr>
+      <w:rPr>
+        <w:rFonts w:ascii="Wingdings" w:hAnsi="Wingdings" w:hint="default"/>
+        <w:sz w:val="20"/>
+      </w:rPr>
+    </w:lvl>
+  </w:abstractNum>
+  <w:abstractNum w:abstractNumId="6" w15:restartNumberingAfterBreak="0">
     <w:nsid w:val="534E0F31"/>
     <w:multiLevelType w:val="multilevel"/>
     <w:tmpl w:val="EDCC52DA"/>
@@ -12003,7 +11905,7 @@
       </w:pPr>
     </w:lvl>
   </w:abstractNum>
-  <w:abstractNum w:abstractNumId="5" w15:restartNumberingAfterBreak="0">
+  <w:abstractNum w:abstractNumId="7" w15:restartNumberingAfterBreak="0">
     <w:nsid w:val="5F806F4D"/>
     <w:multiLevelType w:val="hybridMultilevel"/>
     <w:tmpl w:val="4B94BDAC"/>
@@ -12125,7 +12027,7 @@
       </w:rPr>
     </w:lvl>
   </w:abstractNum>
-  <w:abstractNum w:abstractNumId="6" w15:restartNumberingAfterBreak="0">
+  <w:abstractNum w:abstractNumId="8" w15:restartNumberingAfterBreak="0">
     <w:nsid w:val="6A7851B3"/>
     <w:multiLevelType w:val="hybridMultilevel"/>
     <w:tmpl w:val="27BEE72A"/>
@@ -12240,7 +12142,7 @@
       </w:rPr>
     </w:lvl>
   </w:abstractNum>
-  <w:abstractNum w:abstractNumId="7" w15:restartNumberingAfterBreak="0">
+  <w:abstractNum w:abstractNumId="9" w15:restartNumberingAfterBreak="0">
     <w:nsid w:val="6F782521"/>
     <w:multiLevelType w:val="multilevel"/>
     <w:tmpl w:val="1A404740"/>
@@ -12389,7 +12291,7 @@
       </w:rPr>
     </w:lvl>
   </w:abstractNum>
-  <w:abstractNum w:abstractNumId="8" w15:restartNumberingAfterBreak="0">
+  <w:abstractNum w:abstractNumId="10" w15:restartNumberingAfterBreak="0">
     <w:nsid w:val="76875AA6"/>
     <w:multiLevelType w:val="hybridMultilevel"/>
     <w:tmpl w:val="C1D47F4A"/>
@@ -12510,7 +12412,7 @@
       </w:rPr>
     </w:lvl>
   </w:abstractNum>
-  <w:abstractNum w:abstractNumId="9" w15:restartNumberingAfterBreak="0">
+  <w:abstractNum w:abstractNumId="11" w15:restartNumberingAfterBreak="0">
     <w:nsid w:val="77BC3349"/>
     <w:multiLevelType w:val="multilevel"/>
     <w:tmpl w:val="82BE51B8"/>
@@ -12642,40 +12544,46 @@
     </w:lvl>
   </w:abstractNum>
   <w:num w:numId="1" w16cid:durableId="1973704898">
-    <w:abstractNumId w:val="5"/>
+    <w:abstractNumId w:val="7"/>
   </w:num>
   <w:num w:numId="2" w16cid:durableId="1428773407">
     <w:abstractNumId w:val="0"/>
   </w:num>
   <w:num w:numId="3" w16cid:durableId="1533691947">
+    <w:abstractNumId w:val="10"/>
+  </w:num>
+  <w:num w:numId="4" w16cid:durableId="1261449914">
+    <w:abstractNumId w:val="4"/>
+  </w:num>
+  <w:num w:numId="5" w16cid:durableId="1774936882">
     <w:abstractNumId w:val="8"/>
   </w:num>
-  <w:num w:numId="4" w16cid:durableId="1261449914">
+  <w:num w:numId="6" w16cid:durableId="6056926">
+    <w:abstractNumId w:val="11"/>
+  </w:num>
+  <w:num w:numId="7" w16cid:durableId="585966395">
+    <w:abstractNumId w:val="9"/>
+  </w:num>
+  <w:num w:numId="8" w16cid:durableId="1397364651">
     <w:abstractNumId w:val="3"/>
   </w:num>
-  <w:num w:numId="5" w16cid:durableId="1774936882">
+  <w:num w:numId="9" w16cid:durableId="18161709">
+    <w:abstractNumId w:val="2"/>
+  </w:num>
+  <w:num w:numId="10" w16cid:durableId="2011132796">
     <w:abstractNumId w:val="6"/>
   </w:num>
-  <w:num w:numId="6" w16cid:durableId="6056926">
-    <w:abstractNumId w:val="9"/>
+  <w:num w:numId="11" w16cid:durableId="511723490">
+    <w:abstractNumId w:val="5"/>
   </w:num>
-  <w:num w:numId="7" w16cid:durableId="585966395">
-    <w:abstractNumId w:val="7"/>
-  </w:num>
-  <w:num w:numId="8" w16cid:durableId="1397364651">
-    <w:abstractNumId w:val="2"/>
-  </w:num>
-  <w:num w:numId="9" w16cid:durableId="18161709">
+  <w:num w:numId="12" w16cid:durableId="1895654881">
     <w:abstractNumId w:val="1"/>
-  </w:num>
-  <w:num w:numId="10" w16cid:durableId="2011132796">
-    <w:abstractNumId w:val="4"/>
   </w:num>
 </w:numbering>
 </file>
 
 <file path=word/styles.xml><?xml version="1.0" encoding="utf-8"?>
-<w:styles xmlns:mc="http://schemas.openxmlformats.org/markup-compatibility/2006" xmlns:r="http://schemas.openxmlformats.org/officeDocument/2006/relationships" xmlns:w="http://schemas.openxmlformats.org/wordprocessingml/2006/main" xmlns:w14="http://schemas.microsoft.com/office/word/2010/wordml" xmlns:w15="http://schemas.microsoft.com/office/word/2012/wordml" xmlns:w16cex="http://schemas.microsoft.com/office/word/2018/wordml/cex" xmlns:w16cid="http://schemas.microsoft.com/office/word/2016/wordml/cid" xmlns:w16="http://schemas.microsoft.com/office/word/2018/wordml" xmlns:w16sdtdh="http://schemas.microsoft.com/office/word/2020/wordml/sdtdatahash" xmlns:w16se="http://schemas.microsoft.com/office/word/2015/wordml/symex" mc:Ignorable="w14 w15 w16se w16cid w16 w16cex w16sdtdh">
+<w:styles xmlns:mc="http://schemas.openxmlformats.org/markup-compatibility/2006" xmlns:r="http://schemas.openxmlformats.org/officeDocument/2006/relationships" xmlns:w="http://schemas.openxmlformats.org/wordprocessingml/2006/main" xmlns:w14="http://schemas.microsoft.com/office/word/2010/wordml" xmlns:w15="http://schemas.microsoft.com/office/word/2012/wordml" xmlns:w16cex="http://schemas.microsoft.com/office/word/2018/wordml/cex" xmlns:w16cid="http://schemas.microsoft.com/office/word/2016/wordml/cid" xmlns:w16="http://schemas.microsoft.com/office/word/2018/wordml" xmlns:w16du="http://schemas.microsoft.com/office/word/2023/wordml/word16du" xmlns:w16sdtdh="http://schemas.microsoft.com/office/word/2020/wordml/sdtdatahash" xmlns:w16sdtfl="http://schemas.microsoft.com/office/word/2024/wordml/sdtformatlock" xmlns:w16se="http://schemas.microsoft.com/office/word/2015/wordml/symex" mc:Ignorable="w14 w15 w16se w16cid w16 w16cex w16sdtdh w16sdtfl w16du">
   <w:docDefaults>
     <w:rPrDefault>
       <w:rPr>
@@ -13136,6 +13044,7 @@
   <w:style w:type="character" w:default="1" w:styleId="Fuentedeprrafopredeter">
     <w:name w:val="Default Paragraph Font"/>
     <w:uiPriority w:val="1"/>
+    <w:semiHidden/>
     <w:unhideWhenUsed/>
   </w:style>
   <w:style w:type="table" w:default="1" w:styleId="Tablanormal">
@@ -13207,7 +13116,6 @@
     <w:name w:val="Normal (Web)"/>
     <w:basedOn w:val="Normal"/>
     <w:uiPriority w:val="99"/>
-    <w:semiHidden/>
     <w:unhideWhenUsed/>
     <w:rsid w:val="00910D18"/>
     <w:pPr>
@@ -13566,6 +13474,7 @@
 <ds:datastoreItem xmlns:ds="http://schemas.openxmlformats.org/officeDocument/2006/customXml" ds:itemID="{A8F18691-FB3E-484F-93C0-5A6D45D27823}">
   <ds:schemaRefs>
     <ds:schemaRef ds:uri="http://schemas.openxmlformats.org/officeDocument/2006/bibliography"/>
+    <ds:schemaRef ds:uri="http://www.w3.org/2000/xmlns/"/>
   </ds:schemaRefs>
 </ds:datastoreItem>
 </file>